--- a/02_Project_Portfolio/Research_Opportunities_Catalog.docx
+++ b/02_Project_Portfolio/Research_Opportunities_Catalog.docx
@@ -28,14 +28,15 @@
         </w:p>
       </w:sdtContent>
     </w:sdt>
-    <w:bookmarkStart w:id="47" w:name="danh-mục-nghiên-cứu-khoa-học"/>
     <w:p>
       <w:pPr>
         <w:pStyle w:val="Heading1"/>
       </w:pPr>
+      <w:bookmarkStart w:id="20" w:name="danh-mục-nghiên-cứu-khoa-học"/>
       <w:r>
         <w:t xml:space="preserve">Danh mục Nghiên cứu khoa học</w:t>
       </w:r>
+      <w:bookmarkEnd w:id="20"/>
     </w:p>
     <w:p>
       <w:pPr>
@@ -43,7 +44,6 @@
       </w:pPr>
       <w:r>
         <w:rPr>
-          <w:bCs/>
           <w:b/>
         </w:rPr>
         <w:t xml:space="preserve">Research question + baseline + evidence + phân tích</w:t>
@@ -54,7 +54,7 @@
         <w:pStyle w:val="BodyText"/>
       </w:pPr>
       <w:r>
-        <w:t xml:space="preserve">Engineering &amp; Research Mentoring Program (Lucero) · Phiên bản 1.5.1 · 2026-08-23</w:t>
+        <w:t xml:space="preserve">Engineering &amp; Research Mentoring Program (Lucero) · Phiên bản 1.6.0 · 2026-08-23</w:t>
       </w:r>
     </w:p>
     <w:p>
@@ -71,14 +71,12 @@
       </w:pPr>
       <w:r>
         <w:rPr>
-          <w:iCs/>
           <w:i/>
         </w:rPr>
         <w:t xml:space="preserve">File này được sinh tự động từ</w:t>
       </w:r>
       <w:r>
         <w:rPr>
-          <w:iCs/>
           <w:i/>
         </w:rPr>
         <w:t xml:space="preserve"> </w:t>
@@ -86,21 +84,18 @@
       <w:r>
         <w:rPr>
           <w:rStyle w:val="VerbatimChar"/>
-          <w:iCs/>
           <w:i/>
         </w:rPr>
         <w:t xml:space="preserve">06_Data/</w:t>
       </w:r>
       <w:r>
         <w:rPr>
-          <w:iCs/>
-          <w:i/>
-        </w:rPr>
-        <w:t xml:space="preserve"> </w:t>
-      </w:r>
-      <w:r>
-        <w:rPr>
-          <w:iCs/>
+          <w:i/>
+        </w:rPr>
+        <w:t xml:space="preserve"> </w:t>
+      </w:r>
+      <w:r>
+        <w:rPr>
           <w:i/>
         </w:rPr>
         <w:t xml:space="preserve">(scripts/generate_catalogs.py). KHÔNG sửa tay — mọi thay đổi phải sửa nguồn chuẩn rồi generate lại.</w:t>
@@ -125,7 +120,6 @@
       </w:r>
       <w:r>
         <w:rPr>
-          <w:bCs/>
           <w:b/>
         </w:rPr>
         <w:t xml:space="preserve">R = Nghiên cứu khoa học</w:t>
@@ -152,97 +146,86 @@
       </w:pPr>
       <w:r>
         <w:rPr>
-          <w:iCs/>
           <w:i/>
         </w:rPr>
         <w:t xml:space="preserve">Quy ước mã tham chiếu: Mỗi phần tử là mã chính xác (vd</w:t>
       </w:r>
       <w:r>
         <w:rPr>
-          <w:iCs/>
-          <w:i/>
-        </w:rPr>
-        <w:t xml:space="preserve"> </w:t>
-      </w:r>
-      <w:r>
-        <w:rPr>
-          <w:iCs/>
+          <w:i/>
+        </w:rPr>
+        <w:t xml:space="preserve"> </w:t>
+      </w:r>
+      <w:r>
+        <w:rPr>
           <w:i/>
         </w:rPr>
         <w:t xml:space="preserve">‘</w:t>
       </w:r>
       <w:r>
         <w:rPr>
-          <w:iCs/>
           <w:i/>
         </w:rPr>
         <w:t xml:space="preserve">A5-T02</w:t>
       </w:r>
       <w:r>
         <w:rPr>
-          <w:iCs/>
           <w:i/>
         </w:rPr>
         <w:t xml:space="preserve">’</w:t>
       </w:r>
       <w:r>
         <w:rPr>
-          <w:iCs/>
           <w:i/>
         </w:rPr>
         <w:t xml:space="preserve">) hoặc pattern family-type</w:t>
       </w:r>
       <w:r>
         <w:rPr>
-          <w:iCs/>
-          <w:i/>
-        </w:rPr>
-        <w:t xml:space="preserve"> </w:t>
-      </w:r>
-      <w:r>
-        <w:rPr>
-          <w:iCs/>
+          <w:i/>
+        </w:rPr>
+        <w:t xml:space="preserve"> </w:t>
+      </w:r>
+      <w:r>
+        <w:rPr>
           <w:i/>
         </w:rPr>
         <w:t xml:space="preserve">‘</w:t>
       </w:r>
       <w:r>
         <w:rPr>
-          <w:iCs/>
           <w:i/>
         </w:rPr>
         <w:t xml:space="preserve">A1-P*</w:t>
       </w:r>
       <w:r>
         <w:rPr>
-          <w:iCs/>
           <w:i/>
         </w:rPr>
         <w:t xml:space="preserve">’</w:t>
       </w:r>
       <w:r>
         <w:rPr>
-          <w:iCs/>
-          <w:i/>
-        </w:rPr>
-        <w:t xml:space="preserve"> </w:t>
-      </w:r>
-      <w:r>
-        <w:rPr>
-          <w:iCs/>
+          <w:i/>
+        </w:rPr>
+        <w:t xml:space="preserve"> </w:t>
+      </w:r>
+      <w:r>
+        <w:rPr>
           <w:i/>
         </w:rPr>
         <w:t xml:space="preserve">nghĩa là hoàn thành ít nhất một đề tài P của family A1 hoặc năng lực tương đương có evidence.</w:t>
       </w:r>
     </w:p>
-    <w:bookmarkStart w:id="20" w:name="hướng-dẫn-lựa-chọn"/>
     <w:p>
       <w:pPr>
         <w:pStyle w:val="Heading2"/>
       </w:pPr>
+      <w:bookmarkStart w:id="21" w:name="hướng-dẫn-lựa-chọn"/>
       <w:r>
         <w:t xml:space="preserve">Hướng dẫn lựa chọn</w:t>
       </w:r>
+      <w:bookmarkEnd w:id="21"/>
     </w:p>
     <w:p>
       <w:pPr>
@@ -307,15 +290,15 @@
         <w:t xml:space="preserve">Mỗi đề tài phải có evidence và Project Legacy Package.</w:t>
       </w:r>
     </w:p>
-    <w:bookmarkEnd w:id="20"/>
-    <w:bookmarkStart w:id="22" w:name="a2---digital-arithmetic-dsp-hardware"/>
     <w:p>
       <w:pPr>
         <w:pStyle w:val="Heading2"/>
       </w:pPr>
+      <w:bookmarkStart w:id="22" w:name="a2---digital-arithmetic-dsp-hardware"/>
       <w:r>
         <w:t xml:space="preserve">A2 - Digital Arithmetic &amp; DSP Hardware</w:t>
       </w:r>
+      <w:bookmarkEnd w:id="22"/>
     </w:p>
     <w:p>
       <w:pPr>
@@ -323,7 +306,6 @@
       </w:pPr>
       <w:r>
         <w:rPr>
-          <w:bCs/>
           <w:b/>
         </w:rPr>
         <w:t xml:space="preserve">Mục tiêu:</w:t>
@@ -341,7 +323,6 @@
       </w:pPr>
       <w:r>
         <w:rPr>
-          <w:bCs/>
           <w:b/>
         </w:rPr>
         <w:t xml:space="preserve">Điều kiện nền:</w:t>
@@ -359,7 +340,6 @@
       </w:pPr>
       <w:r>
         <w:rPr>
-          <w:bCs/>
           <w:b/>
         </w:rPr>
         <w:t xml:space="preserve">Công cụ gợi ý:</w:t>
@@ -374,9 +354,8 @@
     <w:tbl>
       <w:tblPr>
         <w:tblStyle w:val="Table"/>
-        <w:tblW w:type="pct" w:w="5000"/>
-        <w:tblLook w:firstRow="1" w:lastRow="0" w:firstColumn="0" w:lastColumn="0" w:noHBand="0" w:noVBand="0" w:val="0020"/>
-        <w:jc w:val="start"/>
+        <w:tblW w:type="pct" w:w="4999.999999999999"/>
+        <w:tblLook w:firstRow="1"/>
       </w:tblPr>
       <w:tblGrid>
         <w:gridCol w:w="1320"/>
@@ -388,10 +367,15 @@
       </w:tblGrid>
       <w:tr>
         <w:trPr>
-          <w:tblHeader w:val="true"/>
+          <w:cnfStyle w:firstRow="1"/>
         </w:trPr>
         <w:tc>
-          <w:tcPr/>
+          <w:tcPr>
+            <w:tcBorders>
+              <w:bottom w:val="single"/>
+            </w:tcBorders>
+            <w:vAlign w:val="bottom"/>
+          </w:tcPr>
           <w:p>
             <w:pPr>
               <w:pStyle w:val="Compact"/>
@@ -403,7 +387,12 @@
           </w:p>
         </w:tc>
         <w:tc>
-          <w:tcPr/>
+          <w:tcPr>
+            <w:tcBorders>
+              <w:bottom w:val="single"/>
+            </w:tcBorders>
+            <w:vAlign w:val="bottom"/>
+          </w:tcPr>
           <w:p>
             <w:pPr>
               <w:pStyle w:val="Compact"/>
@@ -415,7 +404,12 @@
           </w:p>
         </w:tc>
         <w:tc>
-          <w:tcPr/>
+          <w:tcPr>
+            <w:tcBorders>
+              <w:bottom w:val="single"/>
+            </w:tcBorders>
+            <w:vAlign w:val="bottom"/>
+          </w:tcPr>
           <w:p>
             <w:pPr>
               <w:pStyle w:val="Compact"/>
@@ -427,7 +421,12 @@
           </w:p>
         </w:tc>
         <w:tc>
-          <w:tcPr/>
+          <w:tcPr>
+            <w:tcBorders>
+              <w:bottom w:val="single"/>
+            </w:tcBorders>
+            <w:vAlign w:val="bottom"/>
+          </w:tcPr>
           <w:p>
             <w:pPr>
               <w:pStyle w:val="Compact"/>
@@ -439,7 +438,12 @@
           </w:p>
         </w:tc>
         <w:tc>
-          <w:tcPr/>
+          <w:tcPr>
+            <w:tcBorders>
+              <w:bottom w:val="single"/>
+            </w:tcBorders>
+            <w:vAlign w:val="bottom"/>
+          </w:tcPr>
           <w:p>
             <w:pPr>
               <w:pStyle w:val="Compact"/>
@@ -451,7 +455,12 @@
           </w:p>
         </w:tc>
         <w:tc>
-          <w:tcPr/>
+          <w:tcPr>
+            <w:tcBorders>
+              <w:bottom w:val="single"/>
+            </w:tcBorders>
+            <w:vAlign w:val="bottom"/>
+          </w:tcPr>
           <w:p>
             <w:pPr>
               <w:pStyle w:val="Compact"/>
@@ -465,7 +474,6 @@
       </w:tr>
       <w:tr>
         <w:tc>
-          <w:tcPr/>
           <w:p>
             <w:pPr>
               <w:pStyle w:val="Compact"/>
@@ -477,7 +485,6 @@
           </w:p>
         </w:tc>
         <w:tc>
-          <w:tcPr/>
           <w:p>
             <w:pPr>
               <w:pStyle w:val="Compact"/>
@@ -489,7 +496,6 @@
           </w:p>
         </w:tc>
         <w:tc>
-          <w:tcPr/>
           <w:p>
             <w:pPr>
               <w:pStyle w:val="Compact"/>
@@ -501,7 +507,6 @@
           </w:p>
         </w:tc>
         <w:tc>
-          <w:tcPr/>
           <w:p>
             <w:pPr>
               <w:pStyle w:val="Compact"/>
@@ -513,7 +518,6 @@
           </w:p>
         </w:tc>
         <w:tc>
-          <w:tcPr/>
           <w:p>
             <w:pPr>
               <w:pStyle w:val="Compact"/>
@@ -525,7 +529,6 @@
           </w:p>
         </w:tc>
         <w:tc>
-          <w:tcPr/>
           <w:p>
             <w:pPr>
               <w:pStyle w:val="Compact"/>
@@ -538,14 +541,15 @@
         </w:tc>
       </w:tr>
     </w:tbl>
-    <w:bookmarkStart w:id="21" w:name="X619341cedd99026e22126955fcc3a45ffe3bc94"/>
     <w:p>
       <w:pPr>
         <w:pStyle w:val="Heading3"/>
       </w:pPr>
+      <w:bookmarkStart w:id="23" w:name="X619341cedd99026e22126955fcc3a45ffe3bc94"/>
       <w:r>
         <w:t xml:space="preserve">A2-R01 - Hardware design-space exploration cho fixed-point datapath</w:t>
       </w:r>
+      <w:bookmarkEnd w:id="23"/>
     </w:p>
     <w:p>
       <w:pPr>
@@ -553,7 +557,6 @@
       </w:pPr>
       <w:r>
         <w:rPr>
-          <w:bCs/>
           <w:b/>
         </w:rPr>
         <w:t xml:space="preserve">English:</w:t>
@@ -571,7 +574,6 @@
       </w:pPr>
       <w:r>
         <w:rPr>
-          <w:bCs/>
           <w:b/>
         </w:rPr>
         <w:t xml:space="preserve">Scope:</w:t>
@@ -589,7 +591,6 @@
       </w:pPr>
       <w:r>
         <w:rPr>
-          <w:bCs/>
           <w:b/>
         </w:rPr>
         <w:t xml:space="preserve">Prerequisites:</w:t>
@@ -605,14 +606,12 @@
       </w:r>
       <w:r>
         <w:rPr>
-          <w:iCs/>
           <w:i/>
         </w:rPr>
         <w:t xml:space="preserve">(mã tham chiếu:</w:t>
       </w:r>
       <w:r>
         <w:rPr>
-          <w:iCs/>
           <w:i/>
         </w:rPr>
         <w:t xml:space="preserve"> </w:t>
@@ -620,14 +619,12 @@
       <w:r>
         <w:rPr>
           <w:rStyle w:val="VerbatimChar"/>
-          <w:iCs/>
           <w:i/>
         </w:rPr>
         <w:t xml:space="preserve">A2-T*</w:t>
       </w:r>
       <w:r>
         <w:rPr>
-          <w:iCs/>
           <w:i/>
         </w:rPr>
         <w:t xml:space="preserve">)</w:t>
@@ -639,7 +636,6 @@
       </w:pPr>
       <w:r>
         <w:rPr>
-          <w:bCs/>
           <w:b/>
         </w:rPr>
         <w:t xml:space="preserve">Deliverables:</w:t>
@@ -657,7 +653,6 @@
       </w:pPr>
       <w:r>
         <w:rPr>
-          <w:bCs/>
           <w:b/>
         </w:rPr>
         <w:t xml:space="preserve">Extension:</w:t>
@@ -675,7 +670,6 @@
       </w:pPr>
       <w:r>
         <w:rPr>
-          <w:bCs/>
           <w:b/>
         </w:rPr>
         <w:t xml:space="preserve">Công cụ:</w:t>
@@ -693,7 +687,6 @@
       </w:pPr>
       <w:r>
         <w:rPr>
-          <w:bCs/>
           <w:b/>
         </w:rPr>
         <w:t xml:space="preserve">Định hướng nghề nghiệp:</w:t>
@@ -705,16 +698,15 @@
         <w:t xml:space="preserve">DSP hardware / datapath design; nền số học cho FPGA-ASIC.</w:t>
       </w:r>
     </w:p>
-    <w:bookmarkEnd w:id="21"/>
-    <w:bookmarkEnd w:id="22"/>
-    <w:bookmarkStart w:id="24" w:name="a4---asic-design-physical-implementation"/>
     <w:p>
       <w:pPr>
         <w:pStyle w:val="Heading2"/>
       </w:pPr>
+      <w:bookmarkStart w:id="24" w:name="a4---asic-design-physical-implementation"/>
       <w:r>
         <w:t xml:space="preserve">A4 - ASIC Design &amp; Physical Implementation</w:t>
       </w:r>
+      <w:bookmarkEnd w:id="24"/>
     </w:p>
     <w:p>
       <w:pPr>
@@ -722,7 +714,6 @@
       </w:pPr>
       <w:r>
         <w:rPr>
-          <w:bCs/>
           <w:b/>
         </w:rPr>
         <w:t xml:space="preserve">Mục tiêu:</w:t>
@@ -740,7 +731,6 @@
       </w:pPr>
       <w:r>
         <w:rPr>
-          <w:bCs/>
           <w:b/>
         </w:rPr>
         <w:t xml:space="preserve">Điều kiện nền:</w:t>
@@ -758,7 +748,6 @@
       </w:pPr>
       <w:r>
         <w:rPr>
-          <w:bCs/>
           <w:b/>
         </w:rPr>
         <w:t xml:space="preserve">Công cụ gợi ý:</w:t>
@@ -773,9 +762,8 @@
     <w:tbl>
       <w:tblPr>
         <w:tblStyle w:val="Table"/>
-        <w:tblW w:type="pct" w:w="5000"/>
-        <w:tblLook w:firstRow="1" w:lastRow="0" w:firstColumn="0" w:lastColumn="0" w:noHBand="0" w:noVBand="0" w:val="0020"/>
-        <w:jc w:val="start"/>
+        <w:tblW w:type="pct" w:w="4999.999999999999"/>
+        <w:tblLook w:firstRow="1"/>
       </w:tblPr>
       <w:tblGrid>
         <w:gridCol w:w="1320"/>
@@ -787,10 +775,15 @@
       </w:tblGrid>
       <w:tr>
         <w:trPr>
-          <w:tblHeader w:val="true"/>
+          <w:cnfStyle w:firstRow="1"/>
         </w:trPr>
         <w:tc>
-          <w:tcPr/>
+          <w:tcPr>
+            <w:tcBorders>
+              <w:bottom w:val="single"/>
+            </w:tcBorders>
+            <w:vAlign w:val="bottom"/>
+          </w:tcPr>
           <w:p>
             <w:pPr>
               <w:pStyle w:val="Compact"/>
@@ -802,7 +795,12 @@
           </w:p>
         </w:tc>
         <w:tc>
-          <w:tcPr/>
+          <w:tcPr>
+            <w:tcBorders>
+              <w:bottom w:val="single"/>
+            </w:tcBorders>
+            <w:vAlign w:val="bottom"/>
+          </w:tcPr>
           <w:p>
             <w:pPr>
               <w:pStyle w:val="Compact"/>
@@ -814,7 +812,12 @@
           </w:p>
         </w:tc>
         <w:tc>
-          <w:tcPr/>
+          <w:tcPr>
+            <w:tcBorders>
+              <w:bottom w:val="single"/>
+            </w:tcBorders>
+            <w:vAlign w:val="bottom"/>
+          </w:tcPr>
           <w:p>
             <w:pPr>
               <w:pStyle w:val="Compact"/>
@@ -826,7 +829,12 @@
           </w:p>
         </w:tc>
         <w:tc>
-          <w:tcPr/>
+          <w:tcPr>
+            <w:tcBorders>
+              <w:bottom w:val="single"/>
+            </w:tcBorders>
+            <w:vAlign w:val="bottom"/>
+          </w:tcPr>
           <w:p>
             <w:pPr>
               <w:pStyle w:val="Compact"/>
@@ -838,7 +846,12 @@
           </w:p>
         </w:tc>
         <w:tc>
-          <w:tcPr/>
+          <w:tcPr>
+            <w:tcBorders>
+              <w:bottom w:val="single"/>
+            </w:tcBorders>
+            <w:vAlign w:val="bottom"/>
+          </w:tcPr>
           <w:p>
             <w:pPr>
               <w:pStyle w:val="Compact"/>
@@ -850,7 +863,12 @@
           </w:p>
         </w:tc>
         <w:tc>
-          <w:tcPr/>
+          <w:tcPr>
+            <w:tcBorders>
+              <w:bottom w:val="single"/>
+            </w:tcBorders>
+            <w:vAlign w:val="bottom"/>
+          </w:tcPr>
           <w:p>
             <w:pPr>
               <w:pStyle w:val="Compact"/>
@@ -864,7 +882,6 @@
       </w:tr>
       <w:tr>
         <w:tc>
-          <w:tcPr/>
           <w:p>
             <w:pPr>
               <w:pStyle w:val="Compact"/>
@@ -876,7 +893,6 @@
           </w:p>
         </w:tc>
         <w:tc>
-          <w:tcPr/>
           <w:p>
             <w:pPr>
               <w:pStyle w:val="Compact"/>
@@ -888,7 +904,6 @@
           </w:p>
         </w:tc>
         <w:tc>
-          <w:tcPr/>
           <w:p>
             <w:pPr>
               <w:pStyle w:val="Compact"/>
@@ -900,7 +915,6 @@
           </w:p>
         </w:tc>
         <w:tc>
-          <w:tcPr/>
           <w:p>
             <w:pPr>
               <w:pStyle w:val="Compact"/>
@@ -912,7 +926,6 @@
           </w:p>
         </w:tc>
         <w:tc>
-          <w:tcPr/>
           <w:p>
             <w:pPr>
               <w:pStyle w:val="Compact"/>
@@ -924,7 +937,6 @@
           </w:p>
         </w:tc>
         <w:tc>
-          <w:tcPr/>
           <w:p>
             <w:pPr>
               <w:pStyle w:val="Compact"/>
@@ -937,14 +949,15 @@
         </w:tc>
       </w:tr>
     </w:tbl>
-    <w:bookmarkStart w:id="23" w:name="X27b3b6dff51de95f468d4b89b24e8fed01347f2"/>
     <w:p>
       <w:pPr>
         <w:pStyle w:val="Heading3"/>
       </w:pPr>
+      <w:bookmarkStart w:id="25" w:name="X27b3b6dff51de95f468d4b89b24e8fed01347f2"/>
       <w:r>
         <w:t xml:space="preserve">A4-R01 - Design-space exploration cho một Digital IP</w:t>
       </w:r>
+      <w:bookmarkEnd w:id="25"/>
     </w:p>
     <w:p>
       <w:pPr>
@@ -952,7 +965,6 @@
       </w:pPr>
       <w:r>
         <w:rPr>
-          <w:bCs/>
           <w:b/>
         </w:rPr>
         <w:t xml:space="preserve">English:</w:t>
@@ -970,7 +982,6 @@
       </w:pPr>
       <w:r>
         <w:rPr>
-          <w:bCs/>
           <w:b/>
         </w:rPr>
         <w:t xml:space="preserve">Scope:</w:t>
@@ -988,7 +999,6 @@
       </w:pPr>
       <w:r>
         <w:rPr>
-          <w:bCs/>
           <w:b/>
         </w:rPr>
         <w:t xml:space="preserve">Prerequisites:</w:t>
@@ -1004,14 +1014,12 @@
       </w:r>
       <w:r>
         <w:rPr>
-          <w:iCs/>
           <w:i/>
         </w:rPr>
         <w:t xml:space="preserve">(mã tham chiếu:</w:t>
       </w:r>
       <w:r>
         <w:rPr>
-          <w:iCs/>
           <w:i/>
         </w:rPr>
         <w:t xml:space="preserve"> </w:t>
@@ -1019,14 +1027,12 @@
       <w:r>
         <w:rPr>
           <w:rStyle w:val="VerbatimChar"/>
-          <w:iCs/>
           <w:i/>
         </w:rPr>
         <w:t xml:space="preserve">A4-T01</w:t>
       </w:r>
       <w:r>
         <w:rPr>
-          <w:iCs/>
           <w:i/>
         </w:rPr>
         <w:t xml:space="preserve">)</w:t>
@@ -1038,7 +1044,6 @@
       </w:pPr>
       <w:r>
         <w:rPr>
-          <w:bCs/>
           <w:b/>
         </w:rPr>
         <w:t xml:space="preserve">Deliverables:</w:t>
@@ -1056,7 +1061,6 @@
       </w:pPr>
       <w:r>
         <w:rPr>
-          <w:bCs/>
           <w:b/>
         </w:rPr>
         <w:t xml:space="preserve">Extension:</w:t>
@@ -1074,7 +1078,6 @@
       </w:pPr>
       <w:r>
         <w:rPr>
-          <w:bCs/>
           <w:b/>
         </w:rPr>
         <w:t xml:space="preserve">Công cụ:</w:t>
@@ -1092,7 +1095,6 @@
       </w:pPr>
       <w:r>
         <w:rPr>
-          <w:bCs/>
           <w:b/>
         </w:rPr>
         <w:t xml:space="preserve">Định hướng nghề nghiệp:</w:t>
@@ -1104,16 +1106,15 @@
         <w:t xml:space="preserve">ASIC physical design; RTL-to-GDSII engineer.</w:t>
       </w:r>
     </w:p>
-    <w:bookmarkEnd w:id="23"/>
-    <w:bookmarkEnd w:id="24"/>
-    <w:bookmarkStart w:id="26" w:name="Xd82dee846f077e80d9f8273dbc7f4ade1efada1"/>
     <w:p>
       <w:pPr>
         <w:pStyle w:val="Heading2"/>
       </w:pPr>
+      <w:bookmarkStart w:id="26" w:name="Xd82dee846f077e80d9f8273dbc7f4ade1efada1"/>
       <w:r>
         <w:t xml:space="preserve">A5 - Verification, EDA &amp; Reproducible Hardware Development</w:t>
       </w:r>
+      <w:bookmarkEnd w:id="26"/>
     </w:p>
     <w:p>
       <w:pPr>
@@ -1121,7 +1122,6 @@
       </w:pPr>
       <w:r>
         <w:rPr>
-          <w:bCs/>
           <w:b/>
         </w:rPr>
         <w:t xml:space="preserve">Mục tiêu:</w:t>
@@ -1139,7 +1139,6 @@
       </w:pPr>
       <w:r>
         <w:rPr>
-          <w:bCs/>
           <w:b/>
         </w:rPr>
         <w:t xml:space="preserve">Điều kiện nền:</w:t>
@@ -1157,7 +1156,6 @@
       </w:pPr>
       <w:r>
         <w:rPr>
-          <w:bCs/>
           <w:b/>
         </w:rPr>
         <w:t xml:space="preserve">Công cụ gợi ý:</w:t>
@@ -1172,9 +1170,8 @@
     <w:tbl>
       <w:tblPr>
         <w:tblStyle w:val="Table"/>
-        <w:tblW w:type="pct" w:w="5000"/>
-        <w:tblLook w:firstRow="1" w:lastRow="0" w:firstColumn="0" w:lastColumn="0" w:noHBand="0" w:noVBand="0" w:val="0020"/>
-        <w:jc w:val="start"/>
+        <w:tblW w:type="pct" w:w="4999.999999999999"/>
+        <w:tblLook w:firstRow="1"/>
       </w:tblPr>
       <w:tblGrid>
         <w:gridCol w:w="1320"/>
@@ -1186,10 +1183,15 @@
       </w:tblGrid>
       <w:tr>
         <w:trPr>
-          <w:tblHeader w:val="true"/>
+          <w:cnfStyle w:firstRow="1"/>
         </w:trPr>
         <w:tc>
-          <w:tcPr/>
+          <w:tcPr>
+            <w:tcBorders>
+              <w:bottom w:val="single"/>
+            </w:tcBorders>
+            <w:vAlign w:val="bottom"/>
+          </w:tcPr>
           <w:p>
             <w:pPr>
               <w:pStyle w:val="Compact"/>
@@ -1201,7 +1203,12 @@
           </w:p>
         </w:tc>
         <w:tc>
-          <w:tcPr/>
+          <w:tcPr>
+            <w:tcBorders>
+              <w:bottom w:val="single"/>
+            </w:tcBorders>
+            <w:vAlign w:val="bottom"/>
+          </w:tcPr>
           <w:p>
             <w:pPr>
               <w:pStyle w:val="Compact"/>
@@ -1213,7 +1220,12 @@
           </w:p>
         </w:tc>
         <w:tc>
-          <w:tcPr/>
+          <w:tcPr>
+            <w:tcBorders>
+              <w:bottom w:val="single"/>
+            </w:tcBorders>
+            <w:vAlign w:val="bottom"/>
+          </w:tcPr>
           <w:p>
             <w:pPr>
               <w:pStyle w:val="Compact"/>
@@ -1225,7 +1237,12 @@
           </w:p>
         </w:tc>
         <w:tc>
-          <w:tcPr/>
+          <w:tcPr>
+            <w:tcBorders>
+              <w:bottom w:val="single"/>
+            </w:tcBorders>
+            <w:vAlign w:val="bottom"/>
+          </w:tcPr>
           <w:p>
             <w:pPr>
               <w:pStyle w:val="Compact"/>
@@ -1237,7 +1254,12 @@
           </w:p>
         </w:tc>
         <w:tc>
-          <w:tcPr/>
+          <w:tcPr>
+            <w:tcBorders>
+              <w:bottom w:val="single"/>
+            </w:tcBorders>
+            <w:vAlign w:val="bottom"/>
+          </w:tcPr>
           <w:p>
             <w:pPr>
               <w:pStyle w:val="Compact"/>
@@ -1249,7 +1271,12 @@
           </w:p>
         </w:tc>
         <w:tc>
-          <w:tcPr/>
+          <w:tcPr>
+            <w:tcBorders>
+              <w:bottom w:val="single"/>
+            </w:tcBorders>
+            <w:vAlign w:val="bottom"/>
+          </w:tcPr>
           <w:p>
             <w:pPr>
               <w:pStyle w:val="Compact"/>
@@ -1263,7 +1290,6 @@
       </w:tr>
       <w:tr>
         <w:tc>
-          <w:tcPr/>
           <w:p>
             <w:pPr>
               <w:pStyle w:val="Compact"/>
@@ -1275,7 +1301,6 @@
           </w:p>
         </w:tc>
         <w:tc>
-          <w:tcPr/>
           <w:p>
             <w:pPr>
               <w:pStyle w:val="Compact"/>
@@ -1287,7 +1312,6 @@
           </w:p>
         </w:tc>
         <w:tc>
-          <w:tcPr/>
           <w:p>
             <w:pPr>
               <w:pStyle w:val="Compact"/>
@@ -1299,7 +1323,6 @@
           </w:p>
         </w:tc>
         <w:tc>
-          <w:tcPr/>
           <w:p>
             <w:pPr>
               <w:pStyle w:val="Compact"/>
@@ -1311,7 +1334,6 @@
           </w:p>
         </w:tc>
         <w:tc>
-          <w:tcPr/>
           <w:p>
             <w:pPr>
               <w:pStyle w:val="Compact"/>
@@ -1323,7 +1345,6 @@
           </w:p>
         </w:tc>
         <w:tc>
-          <w:tcPr/>
           <w:p>
             <w:pPr>
               <w:pStyle w:val="Compact"/>
@@ -1336,14 +1357,15 @@
         </w:tc>
       </w:tr>
     </w:tbl>
-    <w:bookmarkStart w:id="25" w:name="Xe3c31df85c109ebac33edb04e54dbbda829366b"/>
     <w:p>
       <w:pPr>
         <w:pStyle w:val="Heading3"/>
       </w:pPr>
+      <w:bookmarkStart w:id="27" w:name="Xe3c31df85c109ebac33edb04e54dbbda829366b"/>
       <w:r>
         <w:t xml:space="preserve">A5-R01 - Automated PPA regression cho Digital IC</w:t>
       </w:r>
+      <w:bookmarkEnd w:id="27"/>
     </w:p>
     <w:p>
       <w:pPr>
@@ -1351,7 +1373,6 @@
       </w:pPr>
       <w:r>
         <w:rPr>
-          <w:bCs/>
           <w:b/>
         </w:rPr>
         <w:t xml:space="preserve">English:</w:t>
@@ -1369,7 +1390,6 @@
       </w:pPr>
       <w:r>
         <w:rPr>
-          <w:bCs/>
           <w:b/>
         </w:rPr>
         <w:t xml:space="preserve">Scope:</w:t>
@@ -1387,7 +1407,6 @@
       </w:pPr>
       <w:r>
         <w:rPr>
-          <w:bCs/>
           <w:b/>
         </w:rPr>
         <w:t xml:space="preserve">Prerequisites:</w:t>
@@ -1403,14 +1422,12 @@
       </w:r>
       <w:r>
         <w:rPr>
-          <w:iCs/>
           <w:i/>
         </w:rPr>
         <w:t xml:space="preserve">(mã tham chiếu:</w:t>
       </w:r>
       <w:r>
         <w:rPr>
-          <w:iCs/>
           <w:i/>
         </w:rPr>
         <w:t xml:space="preserve"> </w:t>
@@ -1418,14 +1435,12 @@
       <w:r>
         <w:rPr>
           <w:rStyle w:val="VerbatimChar"/>
-          <w:iCs/>
           <w:i/>
         </w:rPr>
         <w:t xml:space="preserve">A5-T02</w:t>
       </w:r>
       <w:r>
         <w:rPr>
-          <w:iCs/>
           <w:i/>
         </w:rPr>
         <w:t xml:space="preserve">)</w:t>
@@ -1437,7 +1452,6 @@
       </w:pPr>
       <w:r>
         <w:rPr>
-          <w:bCs/>
           <w:b/>
         </w:rPr>
         <w:t xml:space="preserve">Deliverables:</w:t>
@@ -1455,7 +1469,6 @@
       </w:pPr>
       <w:r>
         <w:rPr>
-          <w:bCs/>
           <w:b/>
         </w:rPr>
         <w:t xml:space="preserve">Extension:</w:t>
@@ -1473,7 +1486,6 @@
       </w:pPr>
       <w:r>
         <w:rPr>
-          <w:bCs/>
           <w:b/>
         </w:rPr>
         <w:t xml:space="preserve">Công cụ:</w:t>
@@ -1491,7 +1503,6 @@
       </w:pPr>
       <w:r>
         <w:rPr>
-          <w:bCs/>
           <w:b/>
         </w:rPr>
         <w:t xml:space="preserve">Định hướng nghề nghiệp:</w:t>
@@ -1503,16 +1514,15 @@
         <w:t xml:space="preserve">Verification/EDA infrastructure; DevOps cho phần cứng.</w:t>
       </w:r>
     </w:p>
-    <w:bookmarkEnd w:id="25"/>
-    <w:bookmarkEnd w:id="26"/>
-    <w:bookmarkStart w:id="28" w:name="a6---embedded-systems-soc-integration"/>
     <w:p>
       <w:pPr>
         <w:pStyle w:val="Heading2"/>
       </w:pPr>
+      <w:bookmarkStart w:id="28" w:name="a6---embedded-systems-soc-integration"/>
       <w:r>
         <w:t xml:space="preserve">A6 - Embedded Systems &amp; SoC Integration</w:t>
       </w:r>
+      <w:bookmarkEnd w:id="28"/>
     </w:p>
     <w:p>
       <w:pPr>
@@ -1520,7 +1530,6 @@
       </w:pPr>
       <w:r>
         <w:rPr>
-          <w:bCs/>
           <w:b/>
         </w:rPr>
         <w:t xml:space="preserve">Mục tiêu:</w:t>
@@ -1538,7 +1547,6 @@
       </w:pPr>
       <w:r>
         <w:rPr>
-          <w:bCs/>
           <w:b/>
         </w:rPr>
         <w:t xml:space="preserve">Điều kiện nền:</w:t>
@@ -1556,7 +1564,6 @@
       </w:pPr>
       <w:r>
         <w:rPr>
-          <w:bCs/>
           <w:b/>
         </w:rPr>
         <w:t xml:space="preserve">Công cụ gợi ý:</w:t>
@@ -1571,9 +1578,8 @@
     <w:tbl>
       <w:tblPr>
         <w:tblStyle w:val="Table"/>
-        <w:tblW w:type="pct" w:w="5000"/>
-        <w:tblLook w:firstRow="1" w:lastRow="0" w:firstColumn="0" w:lastColumn="0" w:noHBand="0" w:noVBand="0" w:val="0020"/>
-        <w:jc w:val="start"/>
+        <w:tblW w:type="pct" w:w="4999.999999999999"/>
+        <w:tblLook w:firstRow="1"/>
       </w:tblPr>
       <w:tblGrid>
         <w:gridCol w:w="1320"/>
@@ -1585,10 +1591,15 @@
       </w:tblGrid>
       <w:tr>
         <w:trPr>
-          <w:tblHeader w:val="true"/>
+          <w:cnfStyle w:firstRow="1"/>
         </w:trPr>
         <w:tc>
-          <w:tcPr/>
+          <w:tcPr>
+            <w:tcBorders>
+              <w:bottom w:val="single"/>
+            </w:tcBorders>
+            <w:vAlign w:val="bottom"/>
+          </w:tcPr>
           <w:p>
             <w:pPr>
               <w:pStyle w:val="Compact"/>
@@ -1600,7 +1611,12 @@
           </w:p>
         </w:tc>
         <w:tc>
-          <w:tcPr/>
+          <w:tcPr>
+            <w:tcBorders>
+              <w:bottom w:val="single"/>
+            </w:tcBorders>
+            <w:vAlign w:val="bottom"/>
+          </w:tcPr>
           <w:p>
             <w:pPr>
               <w:pStyle w:val="Compact"/>
@@ -1612,7 +1628,12 @@
           </w:p>
         </w:tc>
         <w:tc>
-          <w:tcPr/>
+          <w:tcPr>
+            <w:tcBorders>
+              <w:bottom w:val="single"/>
+            </w:tcBorders>
+            <w:vAlign w:val="bottom"/>
+          </w:tcPr>
           <w:p>
             <w:pPr>
               <w:pStyle w:val="Compact"/>
@@ -1624,7 +1645,12 @@
           </w:p>
         </w:tc>
         <w:tc>
-          <w:tcPr/>
+          <w:tcPr>
+            <w:tcBorders>
+              <w:bottom w:val="single"/>
+            </w:tcBorders>
+            <w:vAlign w:val="bottom"/>
+          </w:tcPr>
           <w:p>
             <w:pPr>
               <w:pStyle w:val="Compact"/>
@@ -1636,7 +1662,12 @@
           </w:p>
         </w:tc>
         <w:tc>
-          <w:tcPr/>
+          <w:tcPr>
+            <w:tcBorders>
+              <w:bottom w:val="single"/>
+            </w:tcBorders>
+            <w:vAlign w:val="bottom"/>
+          </w:tcPr>
           <w:p>
             <w:pPr>
               <w:pStyle w:val="Compact"/>
@@ -1648,7 +1679,12 @@
           </w:p>
         </w:tc>
         <w:tc>
-          <w:tcPr/>
+          <w:tcPr>
+            <w:tcBorders>
+              <w:bottom w:val="single"/>
+            </w:tcBorders>
+            <w:vAlign w:val="bottom"/>
+          </w:tcPr>
           <w:p>
             <w:pPr>
               <w:pStyle w:val="Compact"/>
@@ -1662,7 +1698,6 @@
       </w:tr>
       <w:tr>
         <w:tc>
-          <w:tcPr/>
           <w:p>
             <w:pPr>
               <w:pStyle w:val="Compact"/>
@@ -1674,7 +1709,6 @@
           </w:p>
         </w:tc>
         <w:tc>
-          <w:tcPr/>
           <w:p>
             <w:pPr>
               <w:pStyle w:val="Compact"/>
@@ -1686,7 +1720,6 @@
           </w:p>
         </w:tc>
         <w:tc>
-          <w:tcPr/>
           <w:p>
             <w:pPr>
               <w:pStyle w:val="Compact"/>
@@ -1698,7 +1731,6 @@
           </w:p>
         </w:tc>
         <w:tc>
-          <w:tcPr/>
           <w:p>
             <w:pPr>
               <w:pStyle w:val="Compact"/>
@@ -1710,7 +1742,6 @@
           </w:p>
         </w:tc>
         <w:tc>
-          <w:tcPr/>
           <w:p>
             <w:pPr>
               <w:pStyle w:val="Compact"/>
@@ -1722,7 +1753,6 @@
           </w:p>
         </w:tc>
         <w:tc>
-          <w:tcPr/>
           <w:p>
             <w:pPr>
               <w:pStyle w:val="Compact"/>
@@ -1735,14 +1765,15 @@
         </w:tc>
       </w:tr>
     </w:tbl>
-    <w:bookmarkStart w:id="27" w:name="X8a112d6437e15181c4b0d163562c5ec480a7d91"/>
     <w:p>
       <w:pPr>
         <w:pStyle w:val="Heading3"/>
       </w:pPr>
+      <w:bookmarkStart w:id="29" w:name="X8a112d6437e15181c4b0d163562c5ec480a7d91"/>
       <w:r>
         <w:t xml:space="preserve">A6-R01 - Nghiên cứu phân hoạch phần cứng/phần mềm cho ứng dụng nhúng</w:t>
       </w:r>
+      <w:bookmarkEnd w:id="29"/>
     </w:p>
     <w:p>
       <w:pPr>
@@ -1750,7 +1781,6 @@
       </w:pPr>
       <w:r>
         <w:rPr>
-          <w:bCs/>
           <w:b/>
         </w:rPr>
         <w:t xml:space="preserve">English:</w:t>
@@ -1768,7 +1798,6 @@
       </w:pPr>
       <w:r>
         <w:rPr>
-          <w:bCs/>
           <w:b/>
         </w:rPr>
         <w:t xml:space="preserve">Scope:</w:t>
@@ -1786,7 +1815,6 @@
       </w:pPr>
       <w:r>
         <w:rPr>
-          <w:bCs/>
           <w:b/>
         </w:rPr>
         <w:t xml:space="preserve">Prerequisites:</w:t>
@@ -1802,14 +1830,12 @@
       </w:r>
       <w:r>
         <w:rPr>
-          <w:iCs/>
           <w:i/>
         </w:rPr>
         <w:t xml:space="preserve">(mã tham chiếu:</w:t>
       </w:r>
       <w:r>
         <w:rPr>
-          <w:iCs/>
           <w:i/>
         </w:rPr>
         <w:t xml:space="preserve"> </w:t>
@@ -1817,14 +1843,12 @@
       <w:r>
         <w:rPr>
           <w:rStyle w:val="VerbatimChar"/>
-          <w:iCs/>
           <w:i/>
         </w:rPr>
         <w:t xml:space="preserve">A6-T02</w:t>
       </w:r>
       <w:r>
         <w:rPr>
-          <w:iCs/>
           <w:i/>
         </w:rPr>
         <w:t xml:space="preserve">)</w:t>
@@ -1836,7 +1860,6 @@
       </w:pPr>
       <w:r>
         <w:rPr>
-          <w:bCs/>
           <w:b/>
         </w:rPr>
         <w:t xml:space="preserve">Deliverables:</w:t>
@@ -1854,7 +1877,6 @@
       </w:pPr>
       <w:r>
         <w:rPr>
-          <w:bCs/>
           <w:b/>
         </w:rPr>
         <w:t xml:space="preserve">Extension:</w:t>
@@ -1872,7 +1894,6 @@
       </w:pPr>
       <w:r>
         <w:rPr>
-          <w:bCs/>
           <w:b/>
         </w:rPr>
         <w:t xml:space="preserve">Công cụ:</w:t>
@@ -1890,7 +1911,6 @@
       </w:pPr>
       <w:r>
         <w:rPr>
-          <w:bCs/>
           <w:b/>
         </w:rPr>
         <w:t xml:space="preserve">Định hướng nghề nghiệp:</w:t>
@@ -1902,16 +1922,15 @@
         <w:t xml:space="preserve">Hướng nghiên cứu hệ thống nhúng/co-design; chấp nhận kết quả phủ định.</w:t>
       </w:r>
     </w:p>
-    <w:bookmarkEnd w:id="27"/>
-    <w:bookmarkEnd w:id="28"/>
-    <w:bookmarkStart w:id="30" w:name="a7---iot-systems-edge-intelligence"/>
     <w:p>
       <w:pPr>
         <w:pStyle w:val="Heading2"/>
       </w:pPr>
+      <w:bookmarkStart w:id="30" w:name="a7---iot-systems-edge-intelligence"/>
       <w:r>
         <w:t xml:space="preserve">A7 - IoT Systems &amp; Edge Intelligence</w:t>
       </w:r>
+      <w:bookmarkEnd w:id="30"/>
     </w:p>
     <w:p>
       <w:pPr>
@@ -1919,7 +1938,6 @@
       </w:pPr>
       <w:r>
         <w:rPr>
-          <w:bCs/>
           <w:b/>
         </w:rPr>
         <w:t xml:space="preserve">Mục tiêu:</w:t>
@@ -1937,7 +1955,6 @@
       </w:pPr>
       <w:r>
         <w:rPr>
-          <w:bCs/>
           <w:b/>
         </w:rPr>
         <w:t xml:space="preserve">Điều kiện nền:</w:t>
@@ -1955,7 +1972,6 @@
       </w:pPr>
       <w:r>
         <w:rPr>
-          <w:bCs/>
           <w:b/>
         </w:rPr>
         <w:t xml:space="preserve">Công cụ gợi ý:</w:t>
@@ -1970,9 +1986,8 @@
     <w:tbl>
       <w:tblPr>
         <w:tblStyle w:val="Table"/>
-        <w:tblW w:type="pct" w:w="5000"/>
-        <w:tblLook w:firstRow="1" w:lastRow="0" w:firstColumn="0" w:lastColumn="0" w:noHBand="0" w:noVBand="0" w:val="0020"/>
-        <w:jc w:val="start"/>
+        <w:tblW w:type="pct" w:w="4999.999999999999"/>
+        <w:tblLook w:firstRow="1"/>
       </w:tblPr>
       <w:tblGrid>
         <w:gridCol w:w="1320"/>
@@ -1984,10 +1999,15 @@
       </w:tblGrid>
       <w:tr>
         <w:trPr>
-          <w:tblHeader w:val="true"/>
+          <w:cnfStyle w:firstRow="1"/>
         </w:trPr>
         <w:tc>
-          <w:tcPr/>
+          <w:tcPr>
+            <w:tcBorders>
+              <w:bottom w:val="single"/>
+            </w:tcBorders>
+            <w:vAlign w:val="bottom"/>
+          </w:tcPr>
           <w:p>
             <w:pPr>
               <w:pStyle w:val="Compact"/>
@@ -1999,7 +2019,12 @@
           </w:p>
         </w:tc>
         <w:tc>
-          <w:tcPr/>
+          <w:tcPr>
+            <w:tcBorders>
+              <w:bottom w:val="single"/>
+            </w:tcBorders>
+            <w:vAlign w:val="bottom"/>
+          </w:tcPr>
           <w:p>
             <w:pPr>
               <w:pStyle w:val="Compact"/>
@@ -2011,7 +2036,12 @@
           </w:p>
         </w:tc>
         <w:tc>
-          <w:tcPr/>
+          <w:tcPr>
+            <w:tcBorders>
+              <w:bottom w:val="single"/>
+            </w:tcBorders>
+            <w:vAlign w:val="bottom"/>
+          </w:tcPr>
           <w:p>
             <w:pPr>
               <w:pStyle w:val="Compact"/>
@@ -2023,7 +2053,12 @@
           </w:p>
         </w:tc>
         <w:tc>
-          <w:tcPr/>
+          <w:tcPr>
+            <w:tcBorders>
+              <w:bottom w:val="single"/>
+            </w:tcBorders>
+            <w:vAlign w:val="bottom"/>
+          </w:tcPr>
           <w:p>
             <w:pPr>
               <w:pStyle w:val="Compact"/>
@@ -2035,7 +2070,12 @@
           </w:p>
         </w:tc>
         <w:tc>
-          <w:tcPr/>
+          <w:tcPr>
+            <w:tcBorders>
+              <w:bottom w:val="single"/>
+            </w:tcBorders>
+            <w:vAlign w:val="bottom"/>
+          </w:tcPr>
           <w:p>
             <w:pPr>
               <w:pStyle w:val="Compact"/>
@@ -2047,7 +2087,12 @@
           </w:p>
         </w:tc>
         <w:tc>
-          <w:tcPr/>
+          <w:tcPr>
+            <w:tcBorders>
+              <w:bottom w:val="single"/>
+            </w:tcBorders>
+            <w:vAlign w:val="bottom"/>
+          </w:tcPr>
           <w:p>
             <w:pPr>
               <w:pStyle w:val="Compact"/>
@@ -2061,7 +2106,6 @@
       </w:tr>
       <w:tr>
         <w:tc>
-          <w:tcPr/>
           <w:p>
             <w:pPr>
               <w:pStyle w:val="Compact"/>
@@ -2073,7 +2117,6 @@
           </w:p>
         </w:tc>
         <w:tc>
-          <w:tcPr/>
           <w:p>
             <w:pPr>
               <w:pStyle w:val="Compact"/>
@@ -2085,7 +2128,6 @@
           </w:p>
         </w:tc>
         <w:tc>
-          <w:tcPr/>
           <w:p>
             <w:pPr>
               <w:pStyle w:val="Compact"/>
@@ -2097,7 +2139,6 @@
           </w:p>
         </w:tc>
         <w:tc>
-          <w:tcPr/>
           <w:p>
             <w:pPr>
               <w:pStyle w:val="Compact"/>
@@ -2109,7 +2150,6 @@
           </w:p>
         </w:tc>
         <w:tc>
-          <w:tcPr/>
           <w:p>
             <w:pPr>
               <w:pStyle w:val="Compact"/>
@@ -2121,7 +2161,6 @@
           </w:p>
         </w:tc>
         <w:tc>
-          <w:tcPr/>
           <w:p>
             <w:pPr>
               <w:pStyle w:val="Compact"/>
@@ -2134,14 +2173,15 @@
         </w:tc>
       </w:tr>
     </w:tbl>
-    <w:bookmarkStart w:id="29" w:name="X284a35afe980f7da20cdd45473ac408bf2a804e"/>
     <w:p>
       <w:pPr>
         <w:pStyle w:val="Heading3"/>
       </w:pPr>
+      <w:bookmarkStart w:id="31" w:name="X284a35afe980f7da20cdd45473ac408bf2a804e"/>
       <w:r>
         <w:t xml:space="preserve">A7-R01 - Nghiên cứu đánh đổi độ chính xác – năng lượng – độ trễ cho suy luận tại biên</w:t>
       </w:r>
+      <w:bookmarkEnd w:id="31"/>
     </w:p>
     <w:p>
       <w:pPr>
@@ -2149,7 +2189,6 @@
       </w:pPr>
       <w:r>
         <w:rPr>
-          <w:bCs/>
           <w:b/>
         </w:rPr>
         <w:t xml:space="preserve">English:</w:t>
@@ -2167,7 +2206,6 @@
       </w:pPr>
       <w:r>
         <w:rPr>
-          <w:bCs/>
           <w:b/>
         </w:rPr>
         <w:t xml:space="preserve">Scope:</w:t>
@@ -2185,7 +2223,6 @@
       </w:pPr>
       <w:r>
         <w:rPr>
-          <w:bCs/>
           <w:b/>
         </w:rPr>
         <w:t xml:space="preserve">Prerequisites:</w:t>
@@ -2201,14 +2238,12 @@
       </w:r>
       <w:r>
         <w:rPr>
-          <w:iCs/>
           <w:i/>
         </w:rPr>
         <w:t xml:space="preserve">(mã tham chiếu:</w:t>
       </w:r>
       <w:r>
         <w:rPr>
-          <w:iCs/>
           <w:i/>
         </w:rPr>
         <w:t xml:space="preserve"> </w:t>
@@ -2216,14 +2251,12 @@
       <w:r>
         <w:rPr>
           <w:rStyle w:val="VerbatimChar"/>
-          <w:iCs/>
           <w:i/>
         </w:rPr>
         <w:t xml:space="preserve">A7-T02</w:t>
       </w:r>
       <w:r>
         <w:rPr>
-          <w:iCs/>
           <w:i/>
         </w:rPr>
         <w:t xml:space="preserve">)</w:t>
@@ -2235,7 +2268,6 @@
       </w:pPr>
       <w:r>
         <w:rPr>
-          <w:bCs/>
           <w:b/>
         </w:rPr>
         <w:t xml:space="preserve">Deliverables:</w:t>
@@ -2253,7 +2285,6 @@
       </w:pPr>
       <w:r>
         <w:rPr>
-          <w:bCs/>
           <w:b/>
         </w:rPr>
         <w:t xml:space="preserve">Extension:</w:t>
@@ -2271,7 +2302,6 @@
       </w:pPr>
       <w:r>
         <w:rPr>
-          <w:bCs/>
           <w:b/>
         </w:rPr>
         <w:t xml:space="preserve">Công cụ:</w:t>
@@ -2289,7 +2319,6 @@
       </w:pPr>
       <w:r>
         <w:rPr>
-          <w:bCs/>
           <w:b/>
         </w:rPr>
         <w:t xml:space="preserve">Định hướng nghề nghiệp:</w:t>
@@ -2301,16 +2330,15 @@
         <w:t xml:space="preserve">Hướng nghiên cứu edge AI hardware-aware; chấp nhận kết quả phủ định.</w:t>
       </w:r>
     </w:p>
-    <w:bookmarkEnd w:id="29"/>
-    <w:bookmarkEnd w:id="30"/>
-    <w:bookmarkStart w:id="32" w:name="b2---sc-polar-decoder-hardware"/>
     <w:p>
       <w:pPr>
         <w:pStyle w:val="Heading2"/>
       </w:pPr>
+      <w:bookmarkStart w:id="32" w:name="b2---sc-polar-decoder-hardware"/>
       <w:r>
         <w:t xml:space="preserve">B2 - SC Polar Decoder Hardware</w:t>
       </w:r>
+      <w:bookmarkEnd w:id="32"/>
     </w:p>
     <w:p>
       <w:pPr>
@@ -2318,7 +2346,6 @@
       </w:pPr>
       <w:r>
         <w:rPr>
-          <w:bCs/>
           <w:b/>
         </w:rPr>
         <w:t xml:space="preserve">Mục tiêu:</w:t>
@@ -2336,7 +2363,6 @@
       </w:pPr>
       <w:r>
         <w:rPr>
-          <w:bCs/>
           <w:b/>
         </w:rPr>
         <w:t xml:space="preserve">Điều kiện nền:</w:t>
@@ -2354,7 +2380,6 @@
       </w:pPr>
       <w:r>
         <w:rPr>
-          <w:bCs/>
           <w:b/>
         </w:rPr>
         <w:t xml:space="preserve">Công cụ gợi ý:</w:t>
@@ -2369,9 +2394,8 @@
     <w:tbl>
       <w:tblPr>
         <w:tblStyle w:val="Table"/>
-        <w:tblW w:type="pct" w:w="5000"/>
-        <w:tblLook w:firstRow="1" w:lastRow="0" w:firstColumn="0" w:lastColumn="0" w:noHBand="0" w:noVBand="0" w:val="0020"/>
-        <w:jc w:val="start"/>
+        <w:tblW w:type="pct" w:w="4999.999999999999"/>
+        <w:tblLook w:firstRow="1"/>
       </w:tblPr>
       <w:tblGrid>
         <w:gridCol w:w="1320"/>
@@ -2383,10 +2407,15 @@
       </w:tblGrid>
       <w:tr>
         <w:trPr>
-          <w:tblHeader w:val="true"/>
+          <w:cnfStyle w:firstRow="1"/>
         </w:trPr>
         <w:tc>
-          <w:tcPr/>
+          <w:tcPr>
+            <w:tcBorders>
+              <w:bottom w:val="single"/>
+            </w:tcBorders>
+            <w:vAlign w:val="bottom"/>
+          </w:tcPr>
           <w:p>
             <w:pPr>
               <w:pStyle w:val="Compact"/>
@@ -2398,7 +2427,12 @@
           </w:p>
         </w:tc>
         <w:tc>
-          <w:tcPr/>
+          <w:tcPr>
+            <w:tcBorders>
+              <w:bottom w:val="single"/>
+            </w:tcBorders>
+            <w:vAlign w:val="bottom"/>
+          </w:tcPr>
           <w:p>
             <w:pPr>
               <w:pStyle w:val="Compact"/>
@@ -2410,7 +2444,12 @@
           </w:p>
         </w:tc>
         <w:tc>
-          <w:tcPr/>
+          <w:tcPr>
+            <w:tcBorders>
+              <w:bottom w:val="single"/>
+            </w:tcBorders>
+            <w:vAlign w:val="bottom"/>
+          </w:tcPr>
           <w:p>
             <w:pPr>
               <w:pStyle w:val="Compact"/>
@@ -2422,7 +2461,12 @@
           </w:p>
         </w:tc>
         <w:tc>
-          <w:tcPr/>
+          <w:tcPr>
+            <w:tcBorders>
+              <w:bottom w:val="single"/>
+            </w:tcBorders>
+            <w:vAlign w:val="bottom"/>
+          </w:tcPr>
           <w:p>
             <w:pPr>
               <w:pStyle w:val="Compact"/>
@@ -2434,7 +2478,12 @@
           </w:p>
         </w:tc>
         <w:tc>
-          <w:tcPr/>
+          <w:tcPr>
+            <w:tcBorders>
+              <w:bottom w:val="single"/>
+            </w:tcBorders>
+            <w:vAlign w:val="bottom"/>
+          </w:tcPr>
           <w:p>
             <w:pPr>
               <w:pStyle w:val="Compact"/>
@@ -2446,7 +2495,12 @@
           </w:p>
         </w:tc>
         <w:tc>
-          <w:tcPr/>
+          <w:tcPr>
+            <w:tcBorders>
+              <w:bottom w:val="single"/>
+            </w:tcBorders>
+            <w:vAlign w:val="bottom"/>
+          </w:tcPr>
           <w:p>
             <w:pPr>
               <w:pStyle w:val="Compact"/>
@@ -2460,7 +2514,6 @@
       </w:tr>
       <w:tr>
         <w:tc>
-          <w:tcPr/>
           <w:p>
             <w:pPr>
               <w:pStyle w:val="Compact"/>
@@ -2472,7 +2525,6 @@
           </w:p>
         </w:tc>
         <w:tc>
-          <w:tcPr/>
           <w:p>
             <w:pPr>
               <w:pStyle w:val="Compact"/>
@@ -2484,7 +2536,6 @@
           </w:p>
         </w:tc>
         <w:tc>
-          <w:tcPr/>
           <w:p>
             <w:pPr>
               <w:pStyle w:val="Compact"/>
@@ -2496,7 +2547,6 @@
           </w:p>
         </w:tc>
         <w:tc>
-          <w:tcPr/>
           <w:p>
             <w:pPr>
               <w:pStyle w:val="Compact"/>
@@ -2508,7 +2558,6 @@
           </w:p>
         </w:tc>
         <w:tc>
-          <w:tcPr/>
           <w:p>
             <w:pPr>
               <w:pStyle w:val="Compact"/>
@@ -2520,7 +2569,6 @@
           </w:p>
         </w:tc>
         <w:tc>
-          <w:tcPr/>
           <w:p>
             <w:pPr>
               <w:pStyle w:val="Compact"/>
@@ -2533,14 +2581,15 @@
         </w:tc>
       </w:tr>
     </w:tbl>
-    <w:bookmarkStart w:id="31" w:name="Xea1eb145008e463074104ae9b30756576e1f71f"/>
     <w:p>
       <w:pPr>
         <w:pStyle w:val="Heading3"/>
       </w:pPr>
+      <w:bookmarkStart w:id="33" w:name="Xea1eb145008e463074104ae9b30756576e1f71f"/>
       <w:r>
         <w:t xml:space="preserve">B2-R01 - Architecture optimization cho SC decoder</w:t>
       </w:r>
+      <w:bookmarkEnd w:id="33"/>
     </w:p>
     <w:p>
       <w:pPr>
@@ -2548,7 +2597,6 @@
       </w:pPr>
       <w:r>
         <w:rPr>
-          <w:bCs/>
           <w:b/>
         </w:rPr>
         <w:t xml:space="preserve">English:</w:t>
@@ -2566,7 +2614,6 @@
       </w:pPr>
       <w:r>
         <w:rPr>
-          <w:bCs/>
           <w:b/>
         </w:rPr>
         <w:t xml:space="preserve">Scope:</w:t>
@@ -2584,7 +2631,6 @@
       </w:pPr>
       <w:r>
         <w:rPr>
-          <w:bCs/>
           <w:b/>
         </w:rPr>
         <w:t xml:space="preserve">Prerequisites:</w:t>
@@ -2600,14 +2646,12 @@
       </w:r>
       <w:r>
         <w:rPr>
-          <w:iCs/>
           <w:i/>
         </w:rPr>
         <w:t xml:space="preserve">(mã tham chiếu:</w:t>
       </w:r>
       <w:r>
         <w:rPr>
-          <w:iCs/>
           <w:i/>
         </w:rPr>
         <w:t xml:space="preserve"> </w:t>
@@ -2615,14 +2659,12 @@
       <w:r>
         <w:rPr>
           <w:rStyle w:val="VerbatimChar"/>
-          <w:iCs/>
           <w:i/>
         </w:rPr>
         <w:t xml:space="preserve">B2-T01</w:t>
       </w:r>
       <w:r>
         <w:rPr>
-          <w:iCs/>
           <w:i/>
         </w:rPr>
         <w:t xml:space="preserve">)</w:t>
@@ -2634,7 +2676,6 @@
       </w:pPr>
       <w:r>
         <w:rPr>
-          <w:bCs/>
           <w:b/>
         </w:rPr>
         <w:t xml:space="preserve">Deliverables:</w:t>
@@ -2652,7 +2693,6 @@
       </w:pPr>
       <w:r>
         <w:rPr>
-          <w:bCs/>
           <w:b/>
         </w:rPr>
         <w:t xml:space="preserve">Extension:</w:t>
@@ -2670,7 +2710,6 @@
       </w:pPr>
       <w:r>
         <w:rPr>
-          <w:bCs/>
           <w:b/>
         </w:rPr>
         <w:t xml:space="preserve">Công cụ:</w:t>
@@ -2688,7 +2727,6 @@
       </w:pPr>
       <w:r>
         <w:rPr>
-          <w:bCs/>
           <w:b/>
         </w:rPr>
         <w:t xml:space="preserve">Định hướng nghề nghiệp:</w:t>
@@ -2700,16 +2738,15 @@
         <w:t xml:space="preserve">Decoder hardware architecture trên FPGA.</w:t>
       </w:r>
     </w:p>
-    <w:bookmarkEnd w:id="31"/>
-    <w:bookmarkEnd w:id="32"/>
-    <w:bookmarkStart w:id="34" w:name="X009adb36c1cafc56f93d232e8a5698fbe73765c"/>
     <w:p>
       <w:pPr>
         <w:pStyle w:val="Heading2"/>
       </w:pPr>
+      <w:bookmarkStart w:id="34" w:name="X009adb36c1cafc56f93d232e8a5698fbe73765c"/>
       <w:r>
         <w:t xml:space="preserve">B3 - Hardware-Aware Quantization &amp; Optimization</w:t>
       </w:r>
+      <w:bookmarkEnd w:id="34"/>
     </w:p>
     <w:p>
       <w:pPr>
@@ -2717,7 +2754,6 @@
       </w:pPr>
       <w:r>
         <w:rPr>
-          <w:bCs/>
           <w:b/>
         </w:rPr>
         <w:t xml:space="preserve">Mục tiêu:</w:t>
@@ -2735,7 +2771,6 @@
       </w:pPr>
       <w:r>
         <w:rPr>
-          <w:bCs/>
           <w:b/>
         </w:rPr>
         <w:t xml:space="preserve">Điều kiện nền:</w:t>
@@ -2753,7 +2788,6 @@
       </w:pPr>
       <w:r>
         <w:rPr>
-          <w:bCs/>
           <w:b/>
         </w:rPr>
         <w:t xml:space="preserve">Công cụ gợi ý:</w:t>
@@ -2768,9 +2802,8 @@
     <w:tbl>
       <w:tblPr>
         <w:tblStyle w:val="Table"/>
-        <w:tblW w:type="pct" w:w="5000"/>
-        <w:tblLook w:firstRow="1" w:lastRow="0" w:firstColumn="0" w:lastColumn="0" w:noHBand="0" w:noVBand="0" w:val="0020"/>
-        <w:jc w:val="start"/>
+        <w:tblW w:type="pct" w:w="4999.999999999999"/>
+        <w:tblLook w:firstRow="1"/>
       </w:tblPr>
       <w:tblGrid>
         <w:gridCol w:w="1320"/>
@@ -2782,10 +2815,15 @@
       </w:tblGrid>
       <w:tr>
         <w:trPr>
-          <w:tblHeader w:val="true"/>
+          <w:cnfStyle w:firstRow="1"/>
         </w:trPr>
         <w:tc>
-          <w:tcPr/>
+          <w:tcPr>
+            <w:tcBorders>
+              <w:bottom w:val="single"/>
+            </w:tcBorders>
+            <w:vAlign w:val="bottom"/>
+          </w:tcPr>
           <w:p>
             <w:pPr>
               <w:pStyle w:val="Compact"/>
@@ -2797,7 +2835,12 @@
           </w:p>
         </w:tc>
         <w:tc>
-          <w:tcPr/>
+          <w:tcPr>
+            <w:tcBorders>
+              <w:bottom w:val="single"/>
+            </w:tcBorders>
+            <w:vAlign w:val="bottom"/>
+          </w:tcPr>
           <w:p>
             <w:pPr>
               <w:pStyle w:val="Compact"/>
@@ -2809,7 +2852,12 @@
           </w:p>
         </w:tc>
         <w:tc>
-          <w:tcPr/>
+          <w:tcPr>
+            <w:tcBorders>
+              <w:bottom w:val="single"/>
+            </w:tcBorders>
+            <w:vAlign w:val="bottom"/>
+          </w:tcPr>
           <w:p>
             <w:pPr>
               <w:pStyle w:val="Compact"/>
@@ -2821,7 +2869,12 @@
           </w:p>
         </w:tc>
         <w:tc>
-          <w:tcPr/>
+          <w:tcPr>
+            <w:tcBorders>
+              <w:bottom w:val="single"/>
+            </w:tcBorders>
+            <w:vAlign w:val="bottom"/>
+          </w:tcPr>
           <w:p>
             <w:pPr>
               <w:pStyle w:val="Compact"/>
@@ -2833,7 +2886,12 @@
           </w:p>
         </w:tc>
         <w:tc>
-          <w:tcPr/>
+          <w:tcPr>
+            <w:tcBorders>
+              <w:bottom w:val="single"/>
+            </w:tcBorders>
+            <w:vAlign w:val="bottom"/>
+          </w:tcPr>
           <w:p>
             <w:pPr>
               <w:pStyle w:val="Compact"/>
@@ -2845,7 +2903,12 @@
           </w:p>
         </w:tc>
         <w:tc>
-          <w:tcPr/>
+          <w:tcPr>
+            <w:tcBorders>
+              <w:bottom w:val="single"/>
+            </w:tcBorders>
+            <w:vAlign w:val="bottom"/>
+          </w:tcPr>
           <w:p>
             <w:pPr>
               <w:pStyle w:val="Compact"/>
@@ -2859,7 +2922,6 @@
       </w:tr>
       <w:tr>
         <w:tc>
-          <w:tcPr/>
           <w:p>
             <w:pPr>
               <w:pStyle w:val="Compact"/>
@@ -2871,7 +2933,6 @@
           </w:p>
         </w:tc>
         <w:tc>
-          <w:tcPr/>
           <w:p>
             <w:pPr>
               <w:pStyle w:val="Compact"/>
@@ -2883,7 +2944,6 @@
           </w:p>
         </w:tc>
         <w:tc>
-          <w:tcPr/>
           <w:p>
             <w:pPr>
               <w:pStyle w:val="Compact"/>
@@ -2895,7 +2955,6 @@
           </w:p>
         </w:tc>
         <w:tc>
-          <w:tcPr/>
           <w:p>
             <w:pPr>
               <w:pStyle w:val="Compact"/>
@@ -2907,7 +2966,6 @@
           </w:p>
         </w:tc>
         <w:tc>
-          <w:tcPr/>
           <w:p>
             <w:pPr>
               <w:pStyle w:val="Compact"/>
@@ -2919,7 +2977,6 @@
           </w:p>
         </w:tc>
         <w:tc>
-          <w:tcPr/>
           <w:p>
             <w:pPr>
               <w:pStyle w:val="Compact"/>
@@ -2932,14 +2989,15 @@
         </w:tc>
       </w:tr>
     </w:tbl>
-    <w:bookmarkStart w:id="33" w:name="X184a76b3a4fb2b75d11d3d1df7206c5a5a298e3"/>
     <w:p>
       <w:pPr>
         <w:pStyle w:val="Heading3"/>
       </w:pPr>
+      <w:bookmarkStart w:id="35" w:name="X184a76b3a4fb2b75d11d3d1df7206c5a5a298e3"/>
       <w:r>
         <w:t xml:space="preserve">B3-R01 - Adaptive-precision Polar decoding</w:t>
       </w:r>
+      <w:bookmarkEnd w:id="35"/>
     </w:p>
     <w:p>
       <w:pPr>
@@ -2947,7 +3005,6 @@
       </w:pPr>
       <w:r>
         <w:rPr>
-          <w:bCs/>
           <w:b/>
         </w:rPr>
         <w:t xml:space="preserve">English:</w:t>
@@ -2965,7 +3022,6 @@
       </w:pPr>
       <w:r>
         <w:rPr>
-          <w:bCs/>
           <w:b/>
         </w:rPr>
         <w:t xml:space="preserve">Scope:</w:t>
@@ -2983,7 +3039,6 @@
       </w:pPr>
       <w:r>
         <w:rPr>
-          <w:bCs/>
           <w:b/>
         </w:rPr>
         <w:t xml:space="preserve">Prerequisites:</w:t>
@@ -2999,14 +3054,12 @@
       </w:r>
       <w:r>
         <w:rPr>
-          <w:iCs/>
           <w:i/>
         </w:rPr>
         <w:t xml:space="preserve">(mã tham chiếu:</w:t>
       </w:r>
       <w:r>
         <w:rPr>
-          <w:iCs/>
           <w:i/>
         </w:rPr>
         <w:t xml:space="preserve"> </w:t>
@@ -3014,14 +3067,12 @@
       <w:r>
         <w:rPr>
           <w:rStyle w:val="VerbatimChar"/>
-          <w:iCs/>
           <w:i/>
         </w:rPr>
         <w:t xml:space="preserve">B3-T*</w:t>
       </w:r>
       <w:r>
         <w:rPr>
-          <w:iCs/>
           <w:i/>
         </w:rPr>
         <w:t xml:space="preserve">)</w:t>
@@ -3033,7 +3084,6 @@
       </w:pPr>
       <w:r>
         <w:rPr>
-          <w:bCs/>
           <w:b/>
         </w:rPr>
         <w:t xml:space="preserve">Deliverables:</w:t>
@@ -3051,7 +3101,6 @@
       </w:pPr>
       <w:r>
         <w:rPr>
-          <w:bCs/>
           <w:b/>
         </w:rPr>
         <w:t xml:space="preserve">Extension:</w:t>
@@ -3069,7 +3118,6 @@
       </w:pPr>
       <w:r>
         <w:rPr>
-          <w:bCs/>
           <w:b/>
         </w:rPr>
         <w:t xml:space="preserve">Công cụ:</w:t>
@@ -3087,7 +3135,6 @@
       </w:pPr>
       <w:r>
         <w:rPr>
-          <w:bCs/>
           <w:b/>
         </w:rPr>
         <w:t xml:space="preserve">Định hướng nghề nghiệp:</w:t>
@@ -3099,16 +3146,15 @@
         <w:t xml:space="preserve">Hardware-aware algorithm engineering; fixed-point optimization.</w:t>
       </w:r>
     </w:p>
-    <w:bookmarkEnd w:id="33"/>
-    <w:bookmarkEnd w:id="34"/>
-    <w:bookmarkStart w:id="36" w:name="b4---sc-flip-reliability-aware-decoding"/>
     <w:p>
       <w:pPr>
         <w:pStyle w:val="Heading2"/>
       </w:pPr>
+      <w:bookmarkStart w:id="36" w:name="b4---sc-flip-reliability-aware-decoding"/>
       <w:r>
         <w:t xml:space="preserve">B4 - SC-Flip &amp; Reliability-Aware Decoding</w:t>
       </w:r>
+      <w:bookmarkEnd w:id="36"/>
     </w:p>
     <w:p>
       <w:pPr>
@@ -3116,7 +3162,6 @@
       </w:pPr>
       <w:r>
         <w:rPr>
-          <w:bCs/>
           <w:b/>
         </w:rPr>
         <w:t xml:space="preserve">Mục tiêu:</w:t>
@@ -3134,7 +3179,6 @@
       </w:pPr>
       <w:r>
         <w:rPr>
-          <w:bCs/>
           <w:b/>
         </w:rPr>
         <w:t xml:space="preserve">Điều kiện nền:</w:t>
@@ -3152,7 +3196,6 @@
       </w:pPr>
       <w:r>
         <w:rPr>
-          <w:bCs/>
           <w:b/>
         </w:rPr>
         <w:t xml:space="preserve">Công cụ gợi ý:</w:t>
@@ -3167,9 +3210,8 @@
     <w:tbl>
       <w:tblPr>
         <w:tblStyle w:val="Table"/>
-        <w:tblW w:type="pct" w:w="5000"/>
-        <w:tblLook w:firstRow="1" w:lastRow="0" w:firstColumn="0" w:lastColumn="0" w:noHBand="0" w:noVBand="0" w:val="0020"/>
-        <w:jc w:val="start"/>
+        <w:tblW w:type="pct" w:w="4999.999999999999"/>
+        <w:tblLook w:firstRow="1"/>
       </w:tblPr>
       <w:tblGrid>
         <w:gridCol w:w="1320"/>
@@ -3181,10 +3223,15 @@
       </w:tblGrid>
       <w:tr>
         <w:trPr>
-          <w:tblHeader w:val="true"/>
+          <w:cnfStyle w:firstRow="1"/>
         </w:trPr>
         <w:tc>
-          <w:tcPr/>
+          <w:tcPr>
+            <w:tcBorders>
+              <w:bottom w:val="single"/>
+            </w:tcBorders>
+            <w:vAlign w:val="bottom"/>
+          </w:tcPr>
           <w:p>
             <w:pPr>
               <w:pStyle w:val="Compact"/>
@@ -3196,7 +3243,12 @@
           </w:p>
         </w:tc>
         <w:tc>
-          <w:tcPr/>
+          <w:tcPr>
+            <w:tcBorders>
+              <w:bottom w:val="single"/>
+            </w:tcBorders>
+            <w:vAlign w:val="bottom"/>
+          </w:tcPr>
           <w:p>
             <w:pPr>
               <w:pStyle w:val="Compact"/>
@@ -3208,7 +3260,12 @@
           </w:p>
         </w:tc>
         <w:tc>
-          <w:tcPr/>
+          <w:tcPr>
+            <w:tcBorders>
+              <w:bottom w:val="single"/>
+            </w:tcBorders>
+            <w:vAlign w:val="bottom"/>
+          </w:tcPr>
           <w:p>
             <w:pPr>
               <w:pStyle w:val="Compact"/>
@@ -3220,7 +3277,12 @@
           </w:p>
         </w:tc>
         <w:tc>
-          <w:tcPr/>
+          <w:tcPr>
+            <w:tcBorders>
+              <w:bottom w:val="single"/>
+            </w:tcBorders>
+            <w:vAlign w:val="bottom"/>
+          </w:tcPr>
           <w:p>
             <w:pPr>
               <w:pStyle w:val="Compact"/>
@@ -3232,7 +3294,12 @@
           </w:p>
         </w:tc>
         <w:tc>
-          <w:tcPr/>
+          <w:tcPr>
+            <w:tcBorders>
+              <w:bottom w:val="single"/>
+            </w:tcBorders>
+            <w:vAlign w:val="bottom"/>
+          </w:tcPr>
           <w:p>
             <w:pPr>
               <w:pStyle w:val="Compact"/>
@@ -3244,7 +3311,12 @@
           </w:p>
         </w:tc>
         <w:tc>
-          <w:tcPr/>
+          <w:tcPr>
+            <w:tcBorders>
+              <w:bottom w:val="single"/>
+            </w:tcBorders>
+            <w:vAlign w:val="bottom"/>
+          </w:tcPr>
           <w:p>
             <w:pPr>
               <w:pStyle w:val="Compact"/>
@@ -3258,7 +3330,6 @@
       </w:tr>
       <w:tr>
         <w:tc>
-          <w:tcPr/>
           <w:p>
             <w:pPr>
               <w:pStyle w:val="Compact"/>
@@ -3270,7 +3341,6 @@
           </w:p>
         </w:tc>
         <w:tc>
-          <w:tcPr/>
           <w:p>
             <w:pPr>
               <w:pStyle w:val="Compact"/>
@@ -3282,7 +3352,6 @@
           </w:p>
         </w:tc>
         <w:tc>
-          <w:tcPr/>
           <w:p>
             <w:pPr>
               <w:pStyle w:val="Compact"/>
@@ -3294,7 +3363,6 @@
           </w:p>
         </w:tc>
         <w:tc>
-          <w:tcPr/>
           <w:p>
             <w:pPr>
               <w:pStyle w:val="Compact"/>
@@ -3306,7 +3374,6 @@
           </w:p>
         </w:tc>
         <w:tc>
-          <w:tcPr/>
           <w:p>
             <w:pPr>
               <w:pStyle w:val="Compact"/>
@@ -3318,7 +3385,6 @@
           </w:p>
         </w:tc>
         <w:tc>
-          <w:tcPr/>
           <w:p>
             <w:pPr>
               <w:pStyle w:val="Compact"/>
@@ -3331,14 +3397,15 @@
         </w:tc>
       </w:tr>
     </w:tbl>
-    <w:bookmarkStart w:id="35" w:name="Xbc1e9cb395a00cee108260f870fe1b4a0238e2b"/>
     <w:p>
       <w:pPr>
         <w:pStyle w:val="Heading3"/>
       </w:pPr>
+      <w:bookmarkStart w:id="37" w:name="Xbc1e9cb395a00cee108260f870fe1b4a0238e2b"/>
       <w:r>
         <w:t xml:space="preserve">B4-R01 - Improved reliability metric cho SCF</w:t>
       </w:r>
+      <w:bookmarkEnd w:id="37"/>
     </w:p>
     <w:p>
       <w:pPr>
@@ -3346,7 +3413,6 @@
       </w:pPr>
       <w:r>
         <w:rPr>
-          <w:bCs/>
           <w:b/>
         </w:rPr>
         <w:t xml:space="preserve">English:</w:t>
@@ -3364,7 +3430,6 @@
       </w:pPr>
       <w:r>
         <w:rPr>
-          <w:bCs/>
           <w:b/>
         </w:rPr>
         <w:t xml:space="preserve">Scope:</w:t>
@@ -3382,7 +3447,6 @@
       </w:pPr>
       <w:r>
         <w:rPr>
-          <w:bCs/>
           <w:b/>
         </w:rPr>
         <w:t xml:space="preserve">Prerequisites:</w:t>
@@ -3398,14 +3462,12 @@
       </w:r>
       <w:r>
         <w:rPr>
-          <w:iCs/>
           <w:i/>
         </w:rPr>
         <w:t xml:space="preserve">(mã tham chiếu:</w:t>
       </w:r>
       <w:r>
         <w:rPr>
-          <w:iCs/>
           <w:i/>
         </w:rPr>
         <w:t xml:space="preserve"> </w:t>
@@ -3413,14 +3475,12 @@
       <w:r>
         <w:rPr>
           <w:rStyle w:val="VerbatimChar"/>
-          <w:iCs/>
           <w:i/>
         </w:rPr>
         <w:t xml:space="preserve">B4-T*</w:t>
       </w:r>
       <w:r>
         <w:rPr>
-          <w:iCs/>
           <w:i/>
         </w:rPr>
         <w:t xml:space="preserve">)</w:t>
@@ -3432,7 +3492,6 @@
       </w:pPr>
       <w:r>
         <w:rPr>
-          <w:bCs/>
           <w:b/>
         </w:rPr>
         <w:t xml:space="preserve">Deliverables:</w:t>
@@ -3450,7 +3509,6 @@
       </w:pPr>
       <w:r>
         <w:rPr>
-          <w:bCs/>
           <w:b/>
         </w:rPr>
         <w:t xml:space="preserve">Extension:</w:t>
@@ -3468,7 +3526,6 @@
       </w:pPr>
       <w:r>
         <w:rPr>
-          <w:bCs/>
           <w:b/>
         </w:rPr>
         <w:t xml:space="preserve">Công cụ:</w:t>
@@ -3486,7 +3543,6 @@
       </w:pPr>
       <w:r>
         <w:rPr>
-          <w:bCs/>
           <w:b/>
         </w:rPr>
         <w:t xml:space="preserve">Định hướng nghề nghiệp:</w:t>
@@ -3498,16 +3554,15 @@
         <w:t xml:space="preserve">Nghiên cứu thuật toán decoding (SC-Flip/reliability).</w:t>
       </w:r>
     </w:p>
-    <w:bookmarkEnd w:id="35"/>
-    <w:bookmarkEnd w:id="36"/>
-    <w:bookmarkStart w:id="38" w:name="b5---adaptive-polar-decoding"/>
     <w:p>
       <w:pPr>
         <w:pStyle w:val="Heading2"/>
       </w:pPr>
+      <w:bookmarkStart w:id="38" w:name="b5---adaptive-polar-decoding"/>
       <w:r>
         <w:t xml:space="preserve">B5 - Adaptive Polar Decoding</w:t>
       </w:r>
+      <w:bookmarkEnd w:id="38"/>
     </w:p>
     <w:p>
       <w:pPr>
@@ -3515,7 +3570,6 @@
       </w:pPr>
       <w:r>
         <w:rPr>
-          <w:bCs/>
           <w:b/>
         </w:rPr>
         <w:t xml:space="preserve">Mục tiêu:</w:t>
@@ -3533,7 +3587,6 @@
       </w:pPr>
       <w:r>
         <w:rPr>
-          <w:bCs/>
           <w:b/>
         </w:rPr>
         <w:t xml:space="preserve">Điều kiện nền:</w:t>
@@ -3551,7 +3604,6 @@
       </w:pPr>
       <w:r>
         <w:rPr>
-          <w:bCs/>
           <w:b/>
         </w:rPr>
         <w:t xml:space="preserve">Công cụ gợi ý:</w:t>
@@ -3566,9 +3618,8 @@
     <w:tbl>
       <w:tblPr>
         <w:tblStyle w:val="Table"/>
-        <w:tblW w:type="pct" w:w="5000"/>
-        <w:tblLook w:firstRow="1" w:lastRow="0" w:firstColumn="0" w:lastColumn="0" w:noHBand="0" w:noVBand="0" w:val="0020"/>
-        <w:jc w:val="start"/>
+        <w:tblW w:type="pct" w:w="4999.999999999999"/>
+        <w:tblLook w:firstRow="1"/>
       </w:tblPr>
       <w:tblGrid>
         <w:gridCol w:w="1320"/>
@@ -3580,10 +3631,15 @@
       </w:tblGrid>
       <w:tr>
         <w:trPr>
-          <w:tblHeader w:val="true"/>
+          <w:cnfStyle w:firstRow="1"/>
         </w:trPr>
         <w:tc>
-          <w:tcPr/>
+          <w:tcPr>
+            <w:tcBorders>
+              <w:bottom w:val="single"/>
+            </w:tcBorders>
+            <w:vAlign w:val="bottom"/>
+          </w:tcPr>
           <w:p>
             <w:pPr>
               <w:pStyle w:val="Compact"/>
@@ -3595,7 +3651,12 @@
           </w:p>
         </w:tc>
         <w:tc>
-          <w:tcPr/>
+          <w:tcPr>
+            <w:tcBorders>
+              <w:bottom w:val="single"/>
+            </w:tcBorders>
+            <w:vAlign w:val="bottom"/>
+          </w:tcPr>
           <w:p>
             <w:pPr>
               <w:pStyle w:val="Compact"/>
@@ -3607,7 +3668,12 @@
           </w:p>
         </w:tc>
         <w:tc>
-          <w:tcPr/>
+          <w:tcPr>
+            <w:tcBorders>
+              <w:bottom w:val="single"/>
+            </w:tcBorders>
+            <w:vAlign w:val="bottom"/>
+          </w:tcPr>
           <w:p>
             <w:pPr>
               <w:pStyle w:val="Compact"/>
@@ -3619,7 +3685,12 @@
           </w:p>
         </w:tc>
         <w:tc>
-          <w:tcPr/>
+          <w:tcPr>
+            <w:tcBorders>
+              <w:bottom w:val="single"/>
+            </w:tcBorders>
+            <w:vAlign w:val="bottom"/>
+          </w:tcPr>
           <w:p>
             <w:pPr>
               <w:pStyle w:val="Compact"/>
@@ -3631,7 +3702,12 @@
           </w:p>
         </w:tc>
         <w:tc>
-          <w:tcPr/>
+          <w:tcPr>
+            <w:tcBorders>
+              <w:bottom w:val="single"/>
+            </w:tcBorders>
+            <w:vAlign w:val="bottom"/>
+          </w:tcPr>
           <w:p>
             <w:pPr>
               <w:pStyle w:val="Compact"/>
@@ -3643,7 +3719,12 @@
           </w:p>
         </w:tc>
         <w:tc>
-          <w:tcPr/>
+          <w:tcPr>
+            <w:tcBorders>
+              <w:bottom w:val="single"/>
+            </w:tcBorders>
+            <w:vAlign w:val="bottom"/>
+          </w:tcPr>
           <w:p>
             <w:pPr>
               <w:pStyle w:val="Compact"/>
@@ -3657,7 +3738,6 @@
       </w:tr>
       <w:tr>
         <w:tc>
-          <w:tcPr/>
           <w:p>
             <w:pPr>
               <w:pStyle w:val="Compact"/>
@@ -3669,7 +3749,6 @@
           </w:p>
         </w:tc>
         <w:tc>
-          <w:tcPr/>
           <w:p>
             <w:pPr>
               <w:pStyle w:val="Compact"/>
@@ -3681,7 +3760,6 @@
           </w:p>
         </w:tc>
         <w:tc>
-          <w:tcPr/>
           <w:p>
             <w:pPr>
               <w:pStyle w:val="Compact"/>
@@ -3693,7 +3771,6 @@
           </w:p>
         </w:tc>
         <w:tc>
-          <w:tcPr/>
           <w:p>
             <w:pPr>
               <w:pStyle w:val="Compact"/>
@@ -3705,7 +3782,6 @@
           </w:p>
         </w:tc>
         <w:tc>
-          <w:tcPr/>
           <w:p>
             <w:pPr>
               <w:pStyle w:val="Compact"/>
@@ -3717,7 +3793,6 @@
           </w:p>
         </w:tc>
         <w:tc>
-          <w:tcPr/>
           <w:p>
             <w:pPr>
               <w:pStyle w:val="Compact"/>
@@ -3730,14 +3805,15 @@
         </w:tc>
       </w:tr>
     </w:tbl>
-    <w:bookmarkStart w:id="37" w:name="Xa73f1b6845c04453e97db538d7c52a327d6df5f"/>
     <w:p>
       <w:pPr>
         <w:pStyle w:val="Heading3"/>
       </w:pPr>
+      <w:bookmarkStart w:id="39" w:name="Xa73f1b6845c04453e97db538d7c52a327d6df5f"/>
       <w:r>
         <w:t xml:space="preserve">B5-R01 - Adaptive Polar decoding dưới ràng buộc hardware</w:t>
       </w:r>
+      <w:bookmarkEnd w:id="39"/>
     </w:p>
     <w:p>
       <w:pPr>
@@ -3745,7 +3821,6 @@
       </w:pPr>
       <w:r>
         <w:rPr>
-          <w:bCs/>
           <w:b/>
         </w:rPr>
         <w:t xml:space="preserve">English:</w:t>
@@ -3763,7 +3838,6 @@
       </w:pPr>
       <w:r>
         <w:rPr>
-          <w:bCs/>
           <w:b/>
         </w:rPr>
         <w:t xml:space="preserve">Scope:</w:t>
@@ -3781,7 +3855,6 @@
       </w:pPr>
       <w:r>
         <w:rPr>
-          <w:bCs/>
           <w:b/>
         </w:rPr>
         <w:t xml:space="preserve">Prerequisites:</w:t>
@@ -3797,14 +3870,12 @@
       </w:r>
       <w:r>
         <w:rPr>
-          <w:iCs/>
           <w:i/>
         </w:rPr>
         <w:t xml:space="preserve">(mã tham chiếu:</w:t>
       </w:r>
       <w:r>
         <w:rPr>
-          <w:iCs/>
           <w:i/>
         </w:rPr>
         <w:t xml:space="preserve"> </w:t>
@@ -3812,14 +3883,12 @@
       <w:r>
         <w:rPr>
           <w:rStyle w:val="VerbatimChar"/>
-          <w:iCs/>
           <w:i/>
         </w:rPr>
         <w:t xml:space="preserve">B5-T*</w:t>
       </w:r>
       <w:r>
         <w:rPr>
-          <w:iCs/>
           <w:i/>
         </w:rPr>
         <w:t xml:space="preserve">)</w:t>
@@ -3831,7 +3900,6 @@
       </w:pPr>
       <w:r>
         <w:rPr>
-          <w:bCs/>
           <w:b/>
         </w:rPr>
         <w:t xml:space="preserve">Deliverables:</w:t>
@@ -3849,7 +3917,6 @@
       </w:pPr>
       <w:r>
         <w:rPr>
-          <w:bCs/>
           <w:b/>
         </w:rPr>
         <w:t xml:space="preserve">Extension:</w:t>
@@ -3867,7 +3934,6 @@
       </w:pPr>
       <w:r>
         <w:rPr>
-          <w:bCs/>
           <w:b/>
         </w:rPr>
         <w:t xml:space="preserve">Công cụ:</w:t>
@@ -3885,7 +3951,6 @@
       </w:pPr>
       <w:r>
         <w:rPr>
-          <w:bCs/>
           <w:b/>
         </w:rPr>
         <w:t xml:space="preserve">Định hướng nghề nghiệp:</w:t>
@@ -3897,16 +3962,15 @@
         <w:t xml:space="preserve">Adaptive decoding research; cân bằng thuật toán-phần cứng.</w:t>
       </w:r>
     </w:p>
-    <w:bookmarkEnd w:id="37"/>
-    <w:bookmarkEnd w:id="38"/>
-    <w:bookmarkStart w:id="41" w:name="b6---neural-assisted-polar-decoding"/>
     <w:p>
       <w:pPr>
         <w:pStyle w:val="Heading2"/>
       </w:pPr>
+      <w:bookmarkStart w:id="40" w:name="b6---neural-assisted-polar-decoding"/>
       <w:r>
         <w:t xml:space="preserve">B6 - Neural-Assisted Polar Decoding</w:t>
       </w:r>
+      <w:bookmarkEnd w:id="40"/>
     </w:p>
     <w:p>
       <w:pPr>
@@ -3914,7 +3978,6 @@
       </w:pPr>
       <w:r>
         <w:rPr>
-          <w:bCs/>
           <w:b/>
         </w:rPr>
         <w:t xml:space="preserve">Mục tiêu:</w:t>
@@ -3932,7 +3995,6 @@
       </w:pPr>
       <w:r>
         <w:rPr>
-          <w:bCs/>
           <w:b/>
         </w:rPr>
         <w:t xml:space="preserve">Điều kiện nền:</w:t>
@@ -3950,7 +4012,6 @@
       </w:pPr>
       <w:r>
         <w:rPr>
-          <w:bCs/>
           <w:b/>
         </w:rPr>
         <w:t xml:space="preserve">Công cụ gợi ý:</w:t>
@@ -3965,9 +4026,8 @@
     <w:tbl>
       <w:tblPr>
         <w:tblStyle w:val="Table"/>
-        <w:tblW w:type="pct" w:w="5000"/>
-        <w:tblLook w:firstRow="1" w:lastRow="0" w:firstColumn="0" w:lastColumn="0" w:noHBand="0" w:noVBand="0" w:val="0020"/>
-        <w:jc w:val="start"/>
+        <w:tblW w:type="pct" w:w="4999.999999999999"/>
+        <w:tblLook w:firstRow="1"/>
       </w:tblPr>
       <w:tblGrid>
         <w:gridCol w:w="1320"/>
@@ -3979,10 +4039,15 @@
       </w:tblGrid>
       <w:tr>
         <w:trPr>
-          <w:tblHeader w:val="true"/>
+          <w:cnfStyle w:firstRow="1"/>
         </w:trPr>
         <w:tc>
-          <w:tcPr/>
+          <w:tcPr>
+            <w:tcBorders>
+              <w:bottom w:val="single"/>
+            </w:tcBorders>
+            <w:vAlign w:val="bottom"/>
+          </w:tcPr>
           <w:p>
             <w:pPr>
               <w:pStyle w:val="Compact"/>
@@ -3994,7 +4059,12 @@
           </w:p>
         </w:tc>
         <w:tc>
-          <w:tcPr/>
+          <w:tcPr>
+            <w:tcBorders>
+              <w:bottom w:val="single"/>
+            </w:tcBorders>
+            <w:vAlign w:val="bottom"/>
+          </w:tcPr>
           <w:p>
             <w:pPr>
               <w:pStyle w:val="Compact"/>
@@ -4006,7 +4076,12 @@
           </w:p>
         </w:tc>
         <w:tc>
-          <w:tcPr/>
+          <w:tcPr>
+            <w:tcBorders>
+              <w:bottom w:val="single"/>
+            </w:tcBorders>
+            <w:vAlign w:val="bottom"/>
+          </w:tcPr>
           <w:p>
             <w:pPr>
               <w:pStyle w:val="Compact"/>
@@ -4018,7 +4093,12 @@
           </w:p>
         </w:tc>
         <w:tc>
-          <w:tcPr/>
+          <w:tcPr>
+            <w:tcBorders>
+              <w:bottom w:val="single"/>
+            </w:tcBorders>
+            <w:vAlign w:val="bottom"/>
+          </w:tcPr>
           <w:p>
             <w:pPr>
               <w:pStyle w:val="Compact"/>
@@ -4030,7 +4110,12 @@
           </w:p>
         </w:tc>
         <w:tc>
-          <w:tcPr/>
+          <w:tcPr>
+            <w:tcBorders>
+              <w:bottom w:val="single"/>
+            </w:tcBorders>
+            <w:vAlign w:val="bottom"/>
+          </w:tcPr>
           <w:p>
             <w:pPr>
               <w:pStyle w:val="Compact"/>
@@ -4042,7 +4127,12 @@
           </w:p>
         </w:tc>
         <w:tc>
-          <w:tcPr/>
+          <w:tcPr>
+            <w:tcBorders>
+              <w:bottom w:val="single"/>
+            </w:tcBorders>
+            <w:vAlign w:val="bottom"/>
+          </w:tcPr>
           <w:p>
             <w:pPr>
               <w:pStyle w:val="Compact"/>
@@ -4056,7 +4146,6 @@
       </w:tr>
       <w:tr>
         <w:tc>
-          <w:tcPr/>
           <w:p>
             <w:pPr>
               <w:pStyle w:val="Compact"/>
@@ -4068,7 +4157,6 @@
           </w:p>
         </w:tc>
         <w:tc>
-          <w:tcPr/>
           <w:p>
             <w:pPr>
               <w:pStyle w:val="Compact"/>
@@ -4080,7 +4168,6 @@
           </w:p>
         </w:tc>
         <w:tc>
-          <w:tcPr/>
           <w:p>
             <w:pPr>
               <w:pStyle w:val="Compact"/>
@@ -4092,7 +4179,6 @@
           </w:p>
         </w:tc>
         <w:tc>
-          <w:tcPr/>
           <w:p>
             <w:pPr>
               <w:pStyle w:val="Compact"/>
@@ -4104,7 +4190,6 @@
           </w:p>
         </w:tc>
         <w:tc>
-          <w:tcPr/>
           <w:p>
             <w:pPr>
               <w:pStyle w:val="Compact"/>
@@ -4116,7 +4201,6 @@
           </w:p>
         </w:tc>
         <w:tc>
-          <w:tcPr/>
           <w:p>
             <w:pPr>
               <w:pStyle w:val="Compact"/>
@@ -4130,7 +4214,6 @@
       </w:tr>
       <w:tr>
         <w:tc>
-          <w:tcPr/>
           <w:p>
             <w:pPr>
               <w:pStyle w:val="Compact"/>
@@ -4142,7 +4225,6 @@
           </w:p>
         </w:tc>
         <w:tc>
-          <w:tcPr/>
           <w:p>
             <w:pPr>
               <w:pStyle w:val="Compact"/>
@@ -4154,7 +4236,6 @@
           </w:p>
         </w:tc>
         <w:tc>
-          <w:tcPr/>
           <w:p>
             <w:pPr>
               <w:pStyle w:val="Compact"/>
@@ -4166,7 +4247,6 @@
           </w:p>
         </w:tc>
         <w:tc>
-          <w:tcPr/>
           <w:p>
             <w:pPr>
               <w:pStyle w:val="Compact"/>
@@ -4178,7 +4258,6 @@
           </w:p>
         </w:tc>
         <w:tc>
-          <w:tcPr/>
           <w:p>
             <w:pPr>
               <w:pStyle w:val="Compact"/>
@@ -4190,7 +4269,6 @@
           </w:p>
         </w:tc>
         <w:tc>
-          <w:tcPr/>
           <w:p>
             <w:pPr>
               <w:pStyle w:val="Compact"/>
@@ -4203,14 +4281,15 @@
         </w:tc>
       </w:tr>
     </w:tbl>
-    <w:bookmarkStart w:id="39" w:name="Xaf0198cd5da92bd9c7b8b37e7b708913c2d6f5d"/>
     <w:p>
       <w:pPr>
         <w:pStyle w:val="Heading3"/>
       </w:pPr>
+      <w:bookmarkStart w:id="41" w:name="Xaf0198cd5da92bd9c7b8b37e7b708913c2d6f5d"/>
       <w:r>
         <w:t xml:space="preserve">B6-R01 - Hardware-aware neural-assisted adaptive Polar decoder</w:t>
       </w:r>
+      <w:bookmarkEnd w:id="41"/>
     </w:p>
     <w:p>
       <w:pPr>
@@ -4218,7 +4297,6 @@
       </w:pPr>
       <w:r>
         <w:rPr>
-          <w:bCs/>
           <w:b/>
         </w:rPr>
         <w:t xml:space="preserve">English:</w:t>
@@ -4236,7 +4314,6 @@
       </w:pPr>
       <w:r>
         <w:rPr>
-          <w:bCs/>
           <w:b/>
         </w:rPr>
         <w:t xml:space="preserve">Scope:</w:t>
@@ -4254,7 +4331,6 @@
       </w:pPr>
       <w:r>
         <w:rPr>
-          <w:bCs/>
           <w:b/>
         </w:rPr>
         <w:t xml:space="preserve">Prerequisites:</w:t>
@@ -4270,14 +4346,12 @@
       </w:r>
       <w:r>
         <w:rPr>
-          <w:iCs/>
           <w:i/>
         </w:rPr>
         <w:t xml:space="preserve">(mã tham chiếu:</w:t>
       </w:r>
       <w:r>
         <w:rPr>
-          <w:iCs/>
           <w:i/>
         </w:rPr>
         <w:t xml:space="preserve"> </w:t>
@@ -4285,14 +4359,12 @@
       <w:r>
         <w:rPr>
           <w:rStyle w:val="VerbatimChar"/>
-          <w:iCs/>
           <w:i/>
         </w:rPr>
         <w:t xml:space="preserve">B5-T02</w:t>
       </w:r>
       <w:r>
         <w:rPr>
-          <w:iCs/>
           <w:i/>
         </w:rPr>
         <w:t xml:space="preserve">)</w:t>
@@ -4304,7 +4376,6 @@
       </w:pPr>
       <w:r>
         <w:rPr>
-          <w:bCs/>
           <w:b/>
         </w:rPr>
         <w:t xml:space="preserve">Deliverables:</w:t>
@@ -4322,7 +4393,6 @@
       </w:pPr>
       <w:r>
         <w:rPr>
-          <w:bCs/>
           <w:b/>
         </w:rPr>
         <w:t xml:space="preserve">Extension:</w:t>
@@ -4340,7 +4410,6 @@
       </w:pPr>
       <w:r>
         <w:rPr>
-          <w:bCs/>
           <w:b/>
         </w:rPr>
         <w:t xml:space="preserve">Công cụ:</w:t>
@@ -4358,7 +4427,6 @@
       </w:pPr>
       <w:r>
         <w:rPr>
-          <w:bCs/>
           <w:b/>
         </w:rPr>
         <w:t xml:space="preserve">Định hướng nghề nghiệp:</w:t>
@@ -4370,15 +4438,15 @@
         <w:t xml:space="preserve">ML-assisted communications; hardware-aware ML.</w:t>
       </w:r>
     </w:p>
-    <w:bookmarkEnd w:id="39"/>
-    <w:bookmarkStart w:id="40" w:name="Xb1a4d3e69d28b2ee0cdde7d631a0a8b21bc72d0"/>
     <w:p>
       <w:pPr>
         <w:pStyle w:val="Heading3"/>
       </w:pPr>
+      <w:bookmarkStart w:id="42" w:name="Xb1a4d3e69d28b2ee0cdde7d631a0a8b21bc72d0"/>
       <w:r>
         <w:t xml:space="preserve">B6-R02 - Algorithm-hardware co-design của neural-assisted Polar decoder</w:t>
       </w:r>
+      <w:bookmarkEnd w:id="42"/>
     </w:p>
     <w:p>
       <w:pPr>
@@ -4386,7 +4454,6 @@
       </w:pPr>
       <w:r>
         <w:rPr>
-          <w:bCs/>
           <w:b/>
         </w:rPr>
         <w:t xml:space="preserve">English:</w:t>
@@ -4404,7 +4471,6 @@
       </w:pPr>
       <w:r>
         <w:rPr>
-          <w:bCs/>
           <w:b/>
         </w:rPr>
         <w:t xml:space="preserve">Scope:</w:t>
@@ -4422,7 +4488,6 @@
       </w:pPr>
       <w:r>
         <w:rPr>
-          <w:bCs/>
           <w:b/>
         </w:rPr>
         <w:t xml:space="preserve">Prerequisites:</w:t>
@@ -4438,14 +4503,12 @@
       </w:r>
       <w:r>
         <w:rPr>
-          <w:iCs/>
           <w:i/>
         </w:rPr>
         <w:t xml:space="preserve">(mã tham chiếu:</w:t>
       </w:r>
       <w:r>
         <w:rPr>
-          <w:iCs/>
           <w:i/>
         </w:rPr>
         <w:t xml:space="preserve"> </w:t>
@@ -4453,14 +4516,12 @@
       <w:r>
         <w:rPr>
           <w:rStyle w:val="VerbatimChar"/>
-          <w:iCs/>
           <w:i/>
         </w:rPr>
         <w:t xml:space="preserve">B6-R01</w:t>
       </w:r>
       <w:r>
         <w:rPr>
-          <w:iCs/>
           <w:i/>
         </w:rPr>
         <w:t xml:space="preserve">)</w:t>
@@ -4472,7 +4533,6 @@
       </w:pPr>
       <w:r>
         <w:rPr>
-          <w:bCs/>
           <w:b/>
         </w:rPr>
         <w:t xml:space="preserve">Deliverables:</w:t>
@@ -4490,7 +4550,6 @@
       </w:pPr>
       <w:r>
         <w:rPr>
-          <w:bCs/>
           <w:b/>
         </w:rPr>
         <w:t xml:space="preserve">Extension:</w:t>
@@ -4508,7 +4567,6 @@
       </w:pPr>
       <w:r>
         <w:rPr>
-          <w:bCs/>
           <w:b/>
         </w:rPr>
         <w:t xml:space="preserve">Công cụ:</w:t>
@@ -4526,7 +4584,6 @@
       </w:pPr>
       <w:r>
         <w:rPr>
-          <w:bCs/>
           <w:b/>
         </w:rPr>
         <w:t xml:space="preserve">Định hướng nghề nghiệp:</w:t>
@@ -4538,16 +4595,15 @@
         <w:t xml:space="preserve">ML-assisted communications; hardware-aware ML.</w:t>
       </w:r>
     </w:p>
-    <w:bookmarkEnd w:id="40"/>
-    <w:bookmarkEnd w:id="41"/>
-    <w:bookmarkStart w:id="45" w:name="ab---digital-ic-x-polar"/>
     <w:p>
       <w:pPr>
         <w:pStyle w:val="Heading2"/>
       </w:pPr>
+      <w:bookmarkStart w:id="43" w:name="ab---digital-ic-x-polar"/>
       <w:r>
         <w:t xml:space="preserve">AB - Digital IC x Polar</w:t>
       </w:r>
+      <w:bookmarkEnd w:id="43"/>
     </w:p>
     <w:p>
       <w:pPr>
@@ -4555,7 +4611,6 @@
       </w:pPr>
       <w:r>
         <w:rPr>
-          <w:bCs/>
           <w:b/>
         </w:rPr>
         <w:t xml:space="preserve">Mục tiêu:</w:t>
@@ -4573,7 +4628,6 @@
       </w:pPr>
       <w:r>
         <w:rPr>
-          <w:bCs/>
           <w:b/>
         </w:rPr>
         <w:t xml:space="preserve">Điều kiện nền:</w:t>
@@ -4591,7 +4645,6 @@
       </w:pPr>
       <w:r>
         <w:rPr>
-          <w:bCs/>
           <w:b/>
         </w:rPr>
         <w:t xml:space="preserve">Công cụ gợi ý:</w:t>
@@ -4606,9 +4659,8 @@
     <w:tbl>
       <w:tblPr>
         <w:tblStyle w:val="Table"/>
-        <w:tblW w:type="pct" w:w="5000"/>
-        <w:tblLook w:firstRow="1" w:lastRow="0" w:firstColumn="0" w:lastColumn="0" w:noHBand="0" w:noVBand="0" w:val="0020"/>
-        <w:jc w:val="start"/>
+        <w:tblW w:type="pct" w:w="4999.999999999999"/>
+        <w:tblLook w:firstRow="1"/>
       </w:tblPr>
       <w:tblGrid>
         <w:gridCol w:w="1320"/>
@@ -4620,10 +4672,15 @@
       </w:tblGrid>
       <w:tr>
         <w:trPr>
-          <w:tblHeader w:val="true"/>
+          <w:cnfStyle w:firstRow="1"/>
         </w:trPr>
         <w:tc>
-          <w:tcPr/>
+          <w:tcPr>
+            <w:tcBorders>
+              <w:bottom w:val="single"/>
+            </w:tcBorders>
+            <w:vAlign w:val="bottom"/>
+          </w:tcPr>
           <w:p>
             <w:pPr>
               <w:pStyle w:val="Compact"/>
@@ -4635,7 +4692,12 @@
           </w:p>
         </w:tc>
         <w:tc>
-          <w:tcPr/>
+          <w:tcPr>
+            <w:tcBorders>
+              <w:bottom w:val="single"/>
+            </w:tcBorders>
+            <w:vAlign w:val="bottom"/>
+          </w:tcPr>
           <w:p>
             <w:pPr>
               <w:pStyle w:val="Compact"/>
@@ -4647,7 +4709,12 @@
           </w:p>
         </w:tc>
         <w:tc>
-          <w:tcPr/>
+          <w:tcPr>
+            <w:tcBorders>
+              <w:bottom w:val="single"/>
+            </w:tcBorders>
+            <w:vAlign w:val="bottom"/>
+          </w:tcPr>
           <w:p>
             <w:pPr>
               <w:pStyle w:val="Compact"/>
@@ -4659,7 +4726,12 @@
           </w:p>
         </w:tc>
         <w:tc>
-          <w:tcPr/>
+          <w:tcPr>
+            <w:tcBorders>
+              <w:bottom w:val="single"/>
+            </w:tcBorders>
+            <w:vAlign w:val="bottom"/>
+          </w:tcPr>
           <w:p>
             <w:pPr>
               <w:pStyle w:val="Compact"/>
@@ -4671,7 +4743,12 @@
           </w:p>
         </w:tc>
         <w:tc>
-          <w:tcPr/>
+          <w:tcPr>
+            <w:tcBorders>
+              <w:bottom w:val="single"/>
+            </w:tcBorders>
+            <w:vAlign w:val="bottom"/>
+          </w:tcPr>
           <w:p>
             <w:pPr>
               <w:pStyle w:val="Compact"/>
@@ -4683,7 +4760,12 @@
           </w:p>
         </w:tc>
         <w:tc>
-          <w:tcPr/>
+          <w:tcPr>
+            <w:tcBorders>
+              <w:bottom w:val="single"/>
+            </w:tcBorders>
+            <w:vAlign w:val="bottom"/>
+          </w:tcPr>
           <w:p>
             <w:pPr>
               <w:pStyle w:val="Compact"/>
@@ -4697,7 +4779,6 @@
       </w:tr>
       <w:tr>
         <w:tc>
-          <w:tcPr/>
           <w:p>
             <w:pPr>
               <w:pStyle w:val="Compact"/>
@@ -4709,7 +4790,6 @@
           </w:p>
         </w:tc>
         <w:tc>
-          <w:tcPr/>
           <w:p>
             <w:pPr>
               <w:pStyle w:val="Compact"/>
@@ -4721,7 +4801,6 @@
           </w:p>
         </w:tc>
         <w:tc>
-          <w:tcPr/>
           <w:p>
             <w:pPr>
               <w:pStyle w:val="Compact"/>
@@ -4733,7 +4812,6 @@
           </w:p>
         </w:tc>
         <w:tc>
-          <w:tcPr/>
           <w:p>
             <w:pPr>
               <w:pStyle w:val="Compact"/>
@@ -4745,7 +4823,6 @@
           </w:p>
         </w:tc>
         <w:tc>
-          <w:tcPr/>
           <w:p>
             <w:pPr>
               <w:pStyle w:val="Compact"/>
@@ -4757,7 +4834,6 @@
           </w:p>
         </w:tc>
         <w:tc>
-          <w:tcPr/>
           <w:p>
             <w:pPr>
               <w:pStyle w:val="Compact"/>
@@ -4771,7 +4847,6 @@
       </w:tr>
       <w:tr>
         <w:tc>
-          <w:tcPr/>
           <w:p>
             <w:pPr>
               <w:pStyle w:val="Compact"/>
@@ -4783,7 +4858,6 @@
           </w:p>
         </w:tc>
         <w:tc>
-          <w:tcPr/>
           <w:p>
             <w:pPr>
               <w:pStyle w:val="Compact"/>
@@ -4795,7 +4869,6 @@
           </w:p>
         </w:tc>
         <w:tc>
-          <w:tcPr/>
           <w:p>
             <w:pPr>
               <w:pStyle w:val="Compact"/>
@@ -4807,7 +4880,6 @@
           </w:p>
         </w:tc>
         <w:tc>
-          <w:tcPr/>
           <w:p>
             <w:pPr>
               <w:pStyle w:val="Compact"/>
@@ -4819,7 +4891,6 @@
           </w:p>
         </w:tc>
         <w:tc>
-          <w:tcPr/>
           <w:p>
             <w:pPr>
               <w:pStyle w:val="Compact"/>
@@ -4831,7 +4902,6 @@
           </w:p>
         </w:tc>
         <w:tc>
-          <w:tcPr/>
           <w:p>
             <w:pPr>
               <w:pStyle w:val="Compact"/>
@@ -4845,7 +4915,6 @@
       </w:tr>
       <w:tr>
         <w:tc>
-          <w:tcPr/>
           <w:p>
             <w:pPr>
               <w:pStyle w:val="Compact"/>
@@ -4857,7 +4926,6 @@
           </w:p>
         </w:tc>
         <w:tc>
-          <w:tcPr/>
           <w:p>
             <w:pPr>
               <w:pStyle w:val="Compact"/>
@@ -4869,7 +4937,6 @@
           </w:p>
         </w:tc>
         <w:tc>
-          <w:tcPr/>
           <w:p>
             <w:pPr>
               <w:pStyle w:val="Compact"/>
@@ -4881,7 +4948,6 @@
           </w:p>
         </w:tc>
         <w:tc>
-          <w:tcPr/>
           <w:p>
             <w:pPr>
               <w:pStyle w:val="Compact"/>
@@ -4893,7 +4959,6 @@
           </w:p>
         </w:tc>
         <w:tc>
-          <w:tcPr/>
           <w:p>
             <w:pPr>
               <w:pStyle w:val="Compact"/>
@@ -4905,7 +4970,6 @@
           </w:p>
         </w:tc>
         <w:tc>
-          <w:tcPr/>
           <w:p>
             <w:pPr>
               <w:pStyle w:val="Compact"/>
@@ -4918,14 +4982,15 @@
         </w:tc>
       </w:tr>
     </w:tbl>
-    <w:bookmarkStart w:id="42" w:name="X8fd42033b6b8859594c1a95aae2161f99a6319e"/>
     <w:p>
       <w:pPr>
         <w:pStyle w:val="Heading3"/>
       </w:pPr>
+      <w:bookmarkStart w:id="44" w:name="X8fd42033b6b8859594c1a95aae2161f99a6319e"/>
       <w:r>
         <w:t xml:space="preserve">AB-R01 - Hardware-aware design-space exploration cho Polar Decoder</w:t>
       </w:r>
+      <w:bookmarkEnd w:id="44"/>
     </w:p>
     <w:p>
       <w:pPr>
@@ -4933,7 +4998,6 @@
       </w:pPr>
       <w:r>
         <w:rPr>
-          <w:bCs/>
           <w:b/>
         </w:rPr>
         <w:t xml:space="preserve">English:</w:t>
@@ -4951,7 +5015,6 @@
       </w:pPr>
       <w:r>
         <w:rPr>
-          <w:bCs/>
           <w:b/>
         </w:rPr>
         <w:t xml:space="preserve">Scope:</w:t>
@@ -4969,7 +5032,6 @@
       </w:pPr>
       <w:r>
         <w:rPr>
-          <w:bCs/>
           <w:b/>
         </w:rPr>
         <w:t xml:space="preserve">Prerequisites:</w:t>
@@ -4985,14 +5047,12 @@
       </w:r>
       <w:r>
         <w:rPr>
-          <w:iCs/>
           <w:i/>
         </w:rPr>
         <w:t xml:space="preserve">(mã tham chiếu:</w:t>
       </w:r>
       <w:r>
         <w:rPr>
-          <w:iCs/>
           <w:i/>
         </w:rPr>
         <w:t xml:space="preserve"> </w:t>
@@ -5000,14 +5060,12 @@
       <w:r>
         <w:rPr>
           <w:rStyle w:val="VerbatimChar"/>
-          <w:iCs/>
           <w:i/>
         </w:rPr>
         <w:t xml:space="preserve">AB-T*</w:t>
       </w:r>
       <w:r>
         <w:rPr>
-          <w:iCs/>
           <w:i/>
         </w:rPr>
         <w:t xml:space="preserve">)</w:t>
@@ -5019,7 +5077,6 @@
       </w:pPr>
       <w:r>
         <w:rPr>
-          <w:bCs/>
           <w:b/>
         </w:rPr>
         <w:t xml:space="preserve">Deliverables:</w:t>
@@ -5037,7 +5094,6 @@
       </w:pPr>
       <w:r>
         <w:rPr>
-          <w:bCs/>
           <w:b/>
         </w:rPr>
         <w:t xml:space="preserve">Extension:</w:t>
@@ -5055,7 +5111,6 @@
       </w:pPr>
       <w:r>
         <w:rPr>
-          <w:bCs/>
           <w:b/>
         </w:rPr>
         <w:t xml:space="preserve">Công cụ:</w:t>
@@ -5073,7 +5128,6 @@
       </w:pPr>
       <w:r>
         <w:rPr>
-          <w:bCs/>
           <w:b/>
         </w:rPr>
         <w:t xml:space="preserve">Định hướng nghề nghiệp:</w:t>
@@ -5085,15 +5139,15 @@
         <w:t xml:space="preserve">Algorithm-hardware co-design; Digital IC x communications research.</w:t>
       </w:r>
     </w:p>
-    <w:bookmarkEnd w:id="42"/>
-    <w:bookmarkStart w:id="43" w:name="X99c706003d4ee175e53c4577cc722f75b9759ec"/>
     <w:p>
       <w:pPr>
         <w:pStyle w:val="Heading3"/>
       </w:pPr>
+      <w:bookmarkStart w:id="45" w:name="X99c706003d4ee175e53c4577cc722f75b9759ec"/>
       <w:r>
         <w:t xml:space="preserve">AB-R02 - Co-design thuật toán – phần cứng cho truyền thông tin cậy ở thiết bị biên</w:t>
       </w:r>
+      <w:bookmarkEnd w:id="45"/>
     </w:p>
     <w:p>
       <w:pPr>
@@ -5101,7 +5155,6 @@
       </w:pPr>
       <w:r>
         <w:rPr>
-          <w:bCs/>
           <w:b/>
         </w:rPr>
         <w:t xml:space="preserve">English:</w:t>
@@ -5119,7 +5172,6 @@
       </w:pPr>
       <w:r>
         <w:rPr>
-          <w:bCs/>
           <w:b/>
         </w:rPr>
         <w:t xml:space="preserve">Scope:</w:t>
@@ -5137,7 +5189,6 @@
       </w:pPr>
       <w:r>
         <w:rPr>
-          <w:bCs/>
           <w:b/>
         </w:rPr>
         <w:t xml:space="preserve">Prerequisites:</w:t>
@@ -5153,14 +5204,12 @@
       </w:r>
       <w:r>
         <w:rPr>
-          <w:iCs/>
           <w:i/>
         </w:rPr>
         <w:t xml:space="preserve">(mã tham chiếu:</w:t>
       </w:r>
       <w:r>
         <w:rPr>
-          <w:iCs/>
           <w:i/>
         </w:rPr>
         <w:t xml:space="preserve"> </w:t>
@@ -5168,14 +5217,12 @@
       <w:r>
         <w:rPr>
           <w:rStyle w:val="VerbatimChar"/>
-          <w:iCs/>
           <w:i/>
         </w:rPr>
         <w:t xml:space="preserve">B5-T*</w:t>
       </w:r>
       <w:r>
         <w:rPr>
-          <w:iCs/>
           <w:i/>
         </w:rPr>
         <w:t xml:space="preserve">)</w:t>
@@ -5187,7 +5234,6 @@
       </w:pPr>
       <w:r>
         <w:rPr>
-          <w:bCs/>
           <w:b/>
         </w:rPr>
         <w:t xml:space="preserve">Deliverables:</w:t>
@@ -5205,7 +5251,6 @@
       </w:pPr>
       <w:r>
         <w:rPr>
-          <w:bCs/>
           <w:b/>
         </w:rPr>
         <w:t xml:space="preserve">Extension:</w:t>
@@ -5223,7 +5268,6 @@
       </w:pPr>
       <w:r>
         <w:rPr>
-          <w:bCs/>
           <w:b/>
         </w:rPr>
         <w:t xml:space="preserve">Công cụ:</w:t>
@@ -5241,7 +5285,6 @@
       </w:pPr>
       <w:r>
         <w:rPr>
-          <w:bCs/>
           <w:b/>
         </w:rPr>
         <w:t xml:space="preserve">Định hướng nghề nghiệp:</w:t>
@@ -5253,15 +5296,15 @@
         <w:t xml:space="preserve">Hạt nhân bài báo hội nghị/tạp chí; hướng luận án của mentor.</w:t>
       </w:r>
     </w:p>
-    <w:bookmarkEnd w:id="43"/>
-    <w:bookmarkStart w:id="44" w:name="X1d62ffcaf37e5842b4bfb74a740bc84ec5b38bc"/>
     <w:p>
       <w:pPr>
         <w:pStyle w:val="Heading3"/>
       </w:pPr>
+      <w:bookmarkStart w:id="46" w:name="X1d62ffcaf37e5842b4bfb74a740bc84ec5b38bc"/>
       <w:r>
         <w:t xml:space="preserve">AB-R03 - Nền tảng biên tích hợp: truyền thông và suy luận chia sẻ tài nguyên phần cứng</w:t>
       </w:r>
+      <w:bookmarkEnd w:id="46"/>
     </w:p>
     <w:p>
       <w:pPr>
@@ -5269,7 +5312,6 @@
       </w:pPr>
       <w:r>
         <w:rPr>
-          <w:bCs/>
           <w:b/>
         </w:rPr>
         <w:t xml:space="preserve">English:</w:t>
@@ -5287,7 +5329,6 @@
       </w:pPr>
       <w:r>
         <w:rPr>
-          <w:bCs/>
           <w:b/>
         </w:rPr>
         <w:t xml:space="preserve">Scope:</w:t>
@@ -5305,7 +5346,6 @@
       </w:pPr>
       <w:r>
         <w:rPr>
-          <w:bCs/>
           <w:b/>
         </w:rPr>
         <w:t xml:space="preserve">Prerequisites:</w:t>
@@ -5321,14 +5361,12 @@
       </w:r>
       <w:r>
         <w:rPr>
-          <w:iCs/>
           <w:i/>
         </w:rPr>
         <w:t xml:space="preserve">(mã tham chiếu:</w:t>
       </w:r>
       <w:r>
         <w:rPr>
-          <w:iCs/>
           <w:i/>
         </w:rPr>
         <w:t xml:space="preserve"> </w:t>
@@ -5336,14 +5374,12 @@
       <w:r>
         <w:rPr>
           <w:rStyle w:val="VerbatimChar"/>
-          <w:iCs/>
           <w:i/>
         </w:rPr>
         <w:t xml:space="preserve">AB-T05</w:t>
       </w:r>
       <w:r>
         <w:rPr>
-          <w:iCs/>
           <w:i/>
         </w:rPr>
         <w:t xml:space="preserve">)</w:t>
@@ -5355,7 +5391,6 @@
       </w:pPr>
       <w:r>
         <w:rPr>
-          <w:bCs/>
           <w:b/>
         </w:rPr>
         <w:t xml:space="preserve">Deliverables:</w:t>
@@ -5373,7 +5408,6 @@
       </w:pPr>
       <w:r>
         <w:rPr>
-          <w:bCs/>
           <w:b/>
         </w:rPr>
         <w:t xml:space="preserve">Extension:</w:t>
@@ -5391,7 +5425,6 @@
       </w:pPr>
       <w:r>
         <w:rPr>
-          <w:bCs/>
           <w:b/>
         </w:rPr>
         <w:t xml:space="preserve">Công cụ:</w:t>
@@ -5409,7 +5442,6 @@
       </w:pPr>
       <w:r>
         <w:rPr>
-          <w:bCs/>
           <w:b/>
         </w:rPr>
         <w:t xml:space="preserve">Định hướng nghề nghiệp:</w:t>
@@ -5421,23 +5453,21 @@
         <w:t xml:space="preserve">Chương trình nghiên cứu dài hạn của lab; đề tài cấp luận án.</w:t>
       </w:r>
     </w:p>
-    <w:bookmarkEnd w:id="44"/>
-    <w:bookmarkEnd w:id="45"/>
-    <w:bookmarkStart w:id="46" w:name="điều-kiện-chung-theo-level"/>
     <w:p>
       <w:pPr>
         <w:pStyle w:val="Heading2"/>
       </w:pPr>
+      <w:bookmarkStart w:id="47" w:name="điều-kiện-chung-theo-level"/>
       <w:r>
         <w:t xml:space="preserve">Điều kiện chung theo level</w:t>
       </w:r>
+      <w:bookmarkEnd w:id="47"/>
     </w:p>
     <w:tbl>
       <w:tblPr>
         <w:tblStyle w:val="Table"/>
-        <w:tblW w:type="pct" w:w="5000"/>
-        <w:tblLook w:firstRow="1" w:lastRow="0" w:firstColumn="0" w:lastColumn="0" w:noHBand="0" w:noVBand="0" w:val="0020"/>
-        <w:jc w:val="start"/>
+        <w:tblW w:type="pct" w:w="5000.0"/>
+        <w:tblLook w:firstRow="1"/>
       </w:tblPr>
       <w:tblGrid>
         <w:gridCol w:w="2640"/>
@@ -5446,10 +5476,15 @@
       </w:tblGrid>
       <w:tr>
         <w:trPr>
-          <w:tblHeader w:val="true"/>
+          <w:cnfStyle w:firstRow="1"/>
         </w:trPr>
         <w:tc>
-          <w:tcPr/>
+          <w:tcPr>
+            <w:tcBorders>
+              <w:bottom w:val="single"/>
+            </w:tcBorders>
+            <w:vAlign w:val="bottom"/>
+          </w:tcPr>
           <w:p>
             <w:pPr>
               <w:pStyle w:val="Compact"/>
@@ -5461,7 +5496,12 @@
           </w:p>
         </w:tc>
         <w:tc>
-          <w:tcPr/>
+          <w:tcPr>
+            <w:tcBorders>
+              <w:bottom w:val="single"/>
+            </w:tcBorders>
+            <w:vAlign w:val="bottom"/>
+          </w:tcPr>
           <w:p>
             <w:pPr>
               <w:pStyle w:val="Compact"/>
@@ -5473,7 +5513,12 @@
           </w:p>
         </w:tc>
         <w:tc>
-          <w:tcPr/>
+          <w:tcPr>
+            <w:tcBorders>
+              <w:bottom w:val="single"/>
+            </w:tcBorders>
+            <w:vAlign w:val="bottom"/>
+          </w:tcPr>
           <w:p>
             <w:pPr>
               <w:pStyle w:val="Compact"/>
@@ -5487,7 +5532,6 @@
       </w:tr>
       <w:tr>
         <w:tc>
-          <w:tcPr/>
           <w:p>
             <w:pPr>
               <w:pStyle w:val="Compact"/>
@@ -5499,7 +5543,6 @@
           </w:p>
         </w:tc>
         <w:tc>
-          <w:tcPr/>
           <w:p>
             <w:pPr>
               <w:pStyle w:val="Compact"/>
@@ -5511,7 +5554,6 @@
           </w:p>
         </w:tc>
         <w:tc>
-          <w:tcPr/>
           <w:p>
             <w:pPr>
               <w:pStyle w:val="Compact"/>
@@ -5525,7 +5567,6 @@
       </w:tr>
       <w:tr>
         <w:tc>
-          <w:tcPr/>
           <w:p>
             <w:pPr>
               <w:pStyle w:val="Compact"/>
@@ -5537,7 +5578,6 @@
           </w:p>
         </w:tc>
         <w:tc>
-          <w:tcPr/>
           <w:p>
             <w:pPr>
               <w:pStyle w:val="Compact"/>
@@ -5549,7 +5589,6 @@
           </w:p>
         </w:tc>
         <w:tc>
-          <w:tcPr/>
           <w:p>
             <w:pPr>
               <w:pStyle w:val="Compact"/>
@@ -5563,7 +5602,6 @@
       </w:tr>
       <w:tr>
         <w:tc>
-          <w:tcPr/>
           <w:p>
             <w:pPr>
               <w:pStyle w:val="Compact"/>
@@ -5575,7 +5613,6 @@
           </w:p>
         </w:tc>
         <w:tc>
-          <w:tcPr/>
           <w:p>
             <w:pPr>
               <w:pStyle w:val="Compact"/>
@@ -5587,7 +5624,6 @@
           </w:p>
         </w:tc>
         <w:tc>
-          <w:tcPr/>
           <w:p>
             <w:pPr>
               <w:pStyle w:val="Compact"/>
@@ -5601,7 +5637,6 @@
       </w:tr>
       <w:tr>
         <w:tc>
-          <w:tcPr/>
           <w:p>
             <w:pPr>
               <w:pStyle w:val="Compact"/>
@@ -5613,7 +5648,6 @@
           </w:p>
         </w:tc>
         <w:tc>
-          <w:tcPr/>
           <w:p>
             <w:pPr>
               <w:pStyle w:val="Compact"/>
@@ -5625,7 +5659,6 @@
           </w:p>
         </w:tc>
         <w:tc>
-          <w:tcPr/>
           <w:p>
             <w:pPr>
               <w:pStyle w:val="Compact"/>
@@ -5639,7 +5672,6 @@
       </w:tr>
       <w:tr>
         <w:tc>
-          <w:tcPr/>
           <w:p>
             <w:pPr>
               <w:pStyle w:val="Compact"/>
@@ -5651,7 +5683,6 @@
           </w:p>
         </w:tc>
         <w:tc>
-          <w:tcPr/>
           <w:p>
             <w:pPr>
               <w:pStyle w:val="Compact"/>
@@ -5663,7 +5694,6 @@
           </w:p>
         </w:tc>
         <w:tc>
-          <w:tcPr/>
           <w:p>
             <w:pPr>
               <w:pStyle w:val="Compact"/>
@@ -5677,7 +5707,6 @@
       </w:tr>
       <w:tr>
         <w:tc>
-          <w:tcPr/>
           <w:p>
             <w:pPr>
               <w:pStyle w:val="Compact"/>
@@ -5689,7 +5718,6 @@
           </w:p>
         </w:tc>
         <w:tc>
-          <w:tcPr/>
           <w:p>
             <w:pPr>
               <w:pStyle w:val="Compact"/>
@@ -5701,7 +5729,6 @@
           </w:p>
         </w:tc>
         <w:tc>
-          <w:tcPr/>
           <w:p>
             <w:pPr>
               <w:pStyle w:val="Compact"/>
@@ -5714,8 +5741,6 @@
         </w:tc>
       </w:tr>
     </w:tbl>
-    <w:bookmarkEnd w:id="46"/>
-    <w:bookmarkEnd w:id="47"/>
     <w:sectPr/>
   </w:body>
 </w:document>
@@ -5747,14 +5772,17 @@
 <file path=word/numbering.xml><?xml version="1.0" encoding="utf-8"?>
 <w:numbering xmlns:w="http://schemas.openxmlformats.org/wordprocessingml/2006/main">
   <w:abstractNum w:abstractNumId="990">
-    <w:nsid w:val="A990"/>
+    <w:nsid w:val="2c1ae401"/>
     <w:multiLevelType w:val="multilevel"/>
     <w:lvl w:ilvl="0">
       <w:numFmt w:val="bullet"/>
       <w:lvlText w:val=" "/>
       <w:lvlJc w:val="left"/>
       <w:pPr>
-        <w:ind w:left="720" w:hanging="480"/>
+        <w:tabs>
+          <w:tab w:val="num" w:pos="0"/>
+        </w:tabs>
+        <w:ind w:left="480" w:hanging="480"/>
       </w:pPr>
     </w:lvl>
     <w:lvl w:ilvl="1">
@@ -5762,7 +5790,10 @@
       <w:lvlText w:val=" "/>
       <w:lvlJc w:val="left"/>
       <w:pPr>
-        <w:ind w:left="1440" w:hanging="480"/>
+        <w:tabs>
+          <w:tab w:val="num" w:pos="720"/>
+        </w:tabs>
+        <w:ind w:left="1200" w:hanging="480"/>
       </w:pPr>
     </w:lvl>
     <w:lvl w:ilvl="2">
@@ -5770,7 +5801,10 @@
       <w:lvlText w:val=" "/>
       <w:lvlJc w:val="left"/>
       <w:pPr>
-        <w:ind w:left="2160" w:hanging="480"/>
+        <w:tabs>
+          <w:tab w:val="num" w:pos="1440"/>
+        </w:tabs>
+        <w:ind w:left="1920" w:hanging="480"/>
       </w:pPr>
     </w:lvl>
     <w:lvl w:ilvl="3">
@@ -5778,7 +5812,10 @@
       <w:lvlText w:val=" "/>
       <w:lvlJc w:val="left"/>
       <w:pPr>
-        <w:ind w:left="2880" w:hanging="480"/>
+        <w:tabs>
+          <w:tab w:val="num" w:pos="2160"/>
+        </w:tabs>
+        <w:ind w:left="2640" w:hanging="480"/>
       </w:pPr>
     </w:lvl>
     <w:lvl w:ilvl="4">
@@ -5786,7 +5823,10 @@
       <w:lvlText w:val=" "/>
       <w:lvlJc w:val="left"/>
       <w:pPr>
-        <w:ind w:left="3600" w:hanging="480"/>
+        <w:tabs>
+          <w:tab w:val="num" w:pos="2880"/>
+        </w:tabs>
+        <w:ind w:left="3360" w:hanging="480"/>
       </w:pPr>
     </w:lvl>
     <w:lvl w:ilvl="5">
@@ -5794,7 +5834,10 @@
       <w:lvlText w:val=" "/>
       <w:lvlJc w:val="left"/>
       <w:pPr>
-        <w:ind w:left="4320" w:hanging="480"/>
+        <w:tabs>
+          <w:tab w:val="num" w:pos="3600"/>
+        </w:tabs>
+        <w:ind w:left="4080" w:hanging="480"/>
       </w:pPr>
     </w:lvl>
     <w:lvl w:ilvl="6">
@@ -5802,7 +5845,10 @@
       <w:lvlText w:val=" "/>
       <w:lvlJc w:val="left"/>
       <w:pPr>
-        <w:ind w:left="5040" w:hanging="480"/>
+        <w:tabs>
+          <w:tab w:val="num" w:pos="4320"/>
+        </w:tabs>
+        <w:ind w:left="4800" w:hanging="480"/>
       </w:pPr>
     </w:lvl>
     <w:lvl w:ilvl="7">
@@ -5810,7 +5856,10 @@
       <w:lvlText w:val=" "/>
       <w:lvlJc w:val="left"/>
       <w:pPr>
-        <w:ind w:left="5760" w:hanging="480"/>
+        <w:tabs>
+          <w:tab w:val="num" w:pos="5040"/>
+        </w:tabs>
+        <w:ind w:left="5520" w:hanging="480"/>
       </w:pPr>
     </w:lvl>
     <w:lvl w:ilvl="8">
@@ -5818,19 +5867,25 @@
       <w:lvlText w:val=" "/>
       <w:lvlJc w:val="left"/>
       <w:pPr>
-        <w:ind w:left="6480" w:hanging="480"/>
+        <w:tabs>
+          <w:tab w:val="num" w:pos="5760"/>
+        </w:tabs>
+        <w:ind w:left="6240" w:hanging="480"/>
       </w:pPr>
     </w:lvl>
   </w:abstractNum>
   <w:abstractNum w:abstractNumId="991">
-    <w:nsid w:val="A991"/>
+    <w:nsid w:val="ea454b4c"/>
     <w:multiLevelType w:val="multilevel"/>
     <w:lvl w:ilvl="0">
       <w:numFmt w:val="bullet"/>
       <w:lvlText w:val="•"/>
       <w:lvlJc w:val="left"/>
       <w:pPr>
-        <w:ind w:left="720" w:hanging="480"/>
+        <w:tabs>
+          <w:tab w:val="num" w:pos="0"/>
+        </w:tabs>
+        <w:ind w:left="480" w:hanging="480"/>
       </w:pPr>
     </w:lvl>
     <w:lvl w:ilvl="1">
@@ -5838,7 +5893,10 @@
       <w:lvlText w:val="–"/>
       <w:lvlJc w:val="left"/>
       <w:pPr>
-        <w:ind w:left="1440" w:hanging="480"/>
+        <w:tabs>
+          <w:tab w:val="num" w:pos="720"/>
+        </w:tabs>
+        <w:ind w:left="1200" w:hanging="480"/>
       </w:pPr>
     </w:lvl>
     <w:lvl w:ilvl="2">
@@ -5846,7 +5904,10 @@
       <w:lvlText w:val="•"/>
       <w:lvlJc w:val="left"/>
       <w:pPr>
-        <w:ind w:left="2160" w:hanging="480"/>
+        <w:tabs>
+          <w:tab w:val="num" w:pos="1440"/>
+        </w:tabs>
+        <w:ind w:left="1920" w:hanging="480"/>
       </w:pPr>
     </w:lvl>
     <w:lvl w:ilvl="3">
@@ -5854,7 +5915,10 @@
       <w:lvlText w:val="–"/>
       <w:lvlJc w:val="left"/>
       <w:pPr>
-        <w:ind w:left="2880" w:hanging="480"/>
+        <w:tabs>
+          <w:tab w:val="num" w:pos="2160"/>
+        </w:tabs>
+        <w:ind w:left="2640" w:hanging="480"/>
       </w:pPr>
     </w:lvl>
     <w:lvl w:ilvl="4">
@@ -5862,7 +5926,10 @@
       <w:lvlText w:val="•"/>
       <w:lvlJc w:val="left"/>
       <w:pPr>
-        <w:ind w:left="3600" w:hanging="480"/>
+        <w:tabs>
+          <w:tab w:val="num" w:pos="2880"/>
+        </w:tabs>
+        <w:ind w:left="3360" w:hanging="480"/>
       </w:pPr>
     </w:lvl>
     <w:lvl w:ilvl="5">
@@ -5870,7 +5937,10 @@
       <w:lvlText w:val="–"/>
       <w:lvlJc w:val="left"/>
       <w:pPr>
-        <w:ind w:left="4320" w:hanging="480"/>
+        <w:tabs>
+          <w:tab w:val="num" w:pos="3600"/>
+        </w:tabs>
+        <w:ind w:left="4080" w:hanging="480"/>
       </w:pPr>
     </w:lvl>
     <w:lvl w:ilvl="6">
@@ -5878,7 +5948,10 @@
       <w:lvlText w:val="•"/>
       <w:lvlJc w:val="left"/>
       <w:pPr>
-        <w:ind w:left="5040" w:hanging="480"/>
+        <w:tabs>
+          <w:tab w:val="num" w:pos="4320"/>
+        </w:tabs>
+        <w:ind w:left="4800" w:hanging="480"/>
       </w:pPr>
     </w:lvl>
     <w:lvl w:ilvl="7">
@@ -5886,7 +5959,10 @@
       <w:lvlText w:val="–"/>
       <w:lvlJc w:val="left"/>
       <w:pPr>
-        <w:ind w:left="5760" w:hanging="480"/>
+        <w:tabs>
+          <w:tab w:val="num" w:pos="5040"/>
+        </w:tabs>
+        <w:ind w:left="5520" w:hanging="480"/>
       </w:pPr>
     </w:lvl>
     <w:lvl w:ilvl="8">
@@ -5894,7 +5970,10 @@
       <w:lvlText w:val="•"/>
       <w:lvlJc w:val="left"/>
       <w:pPr>
-        <w:ind w:left="6480" w:hanging="480"/>
+        <w:tabs>
+          <w:tab w:val="num" w:pos="5760"/>
+        </w:tabs>
+        <w:ind w:left="6240" w:hanging="480"/>
       </w:pPr>
     </w:lvl>
   </w:abstractNum>
@@ -5912,10 +5991,10 @@
   <w:docDefaults>
     <w:rPrDefault>
       <w:rPr>
-        <w:rFonts w:asciiTheme="minorHAnsi" w:cstheme="minorBidi" w:eastAsiaTheme="minorHAnsi" w:hAnsiTheme="minorHAnsi"/>
+        <w:rFonts w:asciiTheme="minorHAnsi" w:eastAsiaTheme="minorHAnsi" w:hAnsiTheme="minorHAnsi" w:cstheme="minorBidi"/>
         <w:sz w:val="24"/>
         <w:szCs w:val="24"/>
-        <w:lang w:bidi="ar-SA" w:eastAsia="en-US" w:val="en-US"/>
+        <w:lang w:val="en-US" w:eastAsia="en-US" w:bidi="ar-SA"/>
       </w:rPr>
     </w:rPrDefault>
     <w:pPrDefault>
@@ -5924,35 +6003,35 @@
       </w:pPr>
     </w:pPrDefault>
   </w:docDefaults>
-  <w:latentStyles w:count="276" w:defLockedState="0" w:defQFormat="0" w:defSemiHidden="0" w:defUIPriority="0" w:defUnhideWhenUsed="0"/>
-  <w:style w:default="1" w:styleId="Normal" w:type="paragraph">
+  <w:latentStyles w:defLockedState="0" w:defUIPriority="0" w:defSemiHidden="0" w:defUnhideWhenUsed="0" w:defQFormat="0" w:count="276"/>
+  <w:style w:type="paragraph" w:default="1" w:styleId="Normal">
     <w:name w:val="Normal"/>
     <w:qFormat/>
   </w:style>
-  <w:style w:styleId="BodyText" w:type="paragraph">
+  <w:style w:type="paragraph" w:styleId="BodyText">
     <w:name w:val="Body Text"/>
     <w:basedOn w:val="Normal"/>
     <w:link w:val="BodyTextChar"/>
     <w:pPr>
-      <w:spacing w:after="180" w:before="180"/>
+      <w:spacing w:before="180" w:after="180"/>
     </w:pPr>
     <w:qFormat/>
   </w:style>
-  <w:style w:customStyle="1" w:styleId="FirstParagraph" w:type="paragraph">
+  <w:style w:type="paragraph" w:customStyle="1" w:styleId="FirstParagraph">
     <w:name w:val="First Paragraph"/>
     <w:basedOn w:val="BodyText"/>
     <w:next w:val="BodyText"/>
     <w:qFormat/>
   </w:style>
-  <w:style w:customStyle="1" w:styleId="Compact" w:type="paragraph">
+  <w:style w:type="paragraph" w:customStyle="1" w:styleId="Compact">
     <w:name w:val="Compact"/>
     <w:basedOn w:val="BodyText"/>
     <w:qFormat/>
     <w:pPr>
-      <w:spacing w:after="36" w:before="36"/>
+      <w:spacing w:before="36" w:after="36"/>
     </w:pPr>
   </w:style>
-  <w:style w:styleId="Title" w:type="paragraph">
+  <w:style w:type="paragraph" w:styleId="Title">
     <w:name w:val="Title"/>
     <w:basedOn w:val="Normal"/>
     <w:next w:val="BodyText"/>
@@ -5960,19 +6039,19 @@
     <w:pPr>
       <w:keepNext/>
       <w:keepLines/>
-      <w:spacing w:after="240" w:before="480"/>
+      <w:spacing w:before="480" w:after="240"/>
       <w:jc w:val="center"/>
     </w:pPr>
     <w:rPr>
-      <w:rFonts w:asciiTheme="majorHAnsi" w:cstheme="majorBidi" w:eastAsiaTheme="majorEastAsia" w:hAnsiTheme="majorHAnsi"/>
+      <w:rFonts w:asciiTheme="majorHAnsi" w:eastAsiaTheme="majorEastAsia" w:hAnsiTheme="majorHAnsi" w:cstheme="majorBidi"/>
       <w:b/>
       <w:bCs/>
-      <w:color w:themeColor="accent1" w:themeShade="B5" w:val="345A8A"/>
+      <w:color w:val="345A8A" w:themeColor="accent1" w:themeShade="B5"/>
       <w:sz w:val="36"/>
       <w:szCs w:val="36"/>
     </w:rPr>
   </w:style>
-  <w:style w:styleId="Subtitle" w:type="paragraph">
+  <w:style w:type="paragraph" w:styleId="Subtitle">
     <w:name w:val="Subtitle"/>
     <w:basedOn w:val="Title"/>
     <w:next w:val="BodyText"/>
@@ -5980,7 +6059,7 @@
     <w:pPr>
       <w:keepNext/>
       <w:keepLines/>
-      <w:spacing w:after="240" w:before="240"/>
+      <w:spacing w:before="240" w:after="240"/>
       <w:jc w:val="center"/>
     </w:pPr>
     <w:rPr>
@@ -5988,7 +6067,7 @@
       <w:szCs w:val="30"/>
     </w:rPr>
   </w:style>
-  <w:style w:customStyle="1" w:styleId="Author" w:type="paragraph">
+  <w:style w:type="paragraph" w:customStyle="1" w:styleId="Author">
     <w:name w:val="Author"/>
     <w:next w:val="BodyText"/>
     <w:qFormat/>
@@ -5998,7 +6077,7 @@
       <w:jc w:val="center"/>
     </w:pPr>
   </w:style>
-  <w:style w:styleId="Date" w:type="paragraph">
+  <w:style w:type="paragraph" w:styleId="Date">
     <w:name w:val="Date"/>
     <w:next w:val="BodyText"/>
     <w:qFormat/>
@@ -6008,26 +6087,7 @@
       <w:jc w:val="center"/>
     </w:pPr>
   </w:style>
-  <w:style w:customStyle="1" w:styleId="AbstractTitle" w:type="paragraph">
-    <w:name w:val="Abstract Title"/>
-    <w:basedOn w:val="Normal"/>
-    <w:next w:val="Abstract"/>
-    <w:qFormat/>
-    <w:pPr>
-      <w:keepNext/>
-      <w:keepLines/>
-      <w:jc w:val="center"/>
-      <w:spacing w:after="0" w:before="300"/>
-    </w:pPr>
-    <w:rPr>
-      <w:sz w:val="20"/>
-      <w:szCs w:val="20"/>
-      <w:b/>
-      <w:color w:val="345A8A"/>
-      &gt;
-    </w:rPr>
-  </w:style>
-  <w:style w:customStyle="1" w:styleId="Abstract" w:type="paragraph">
+  <w:style w:type="paragraph" w:customStyle="1" w:styleId="Abstract">
     <w:name w:val="Abstract"/>
     <w:basedOn w:val="Normal"/>
     <w:next w:val="BodyText"/>
@@ -6035,14 +6095,14 @@
     <w:pPr>
       <w:keepNext/>
       <w:keepLines/>
-      <w:spacing w:after="300" w:before="100"/>
+      <w:spacing w:before="300" w:after="300"/>
     </w:pPr>
     <w:rPr>
       <w:sz w:val="20"/>
       <w:szCs w:val="20"/>
     </w:rPr>
   </w:style>
-  <w:style w:styleId="Bibliography" w:type="paragraph">
+  <w:style w:type="paragraph" w:styleId="Bibliography">
     <w:name w:val="Bibliography"/>
     <w:basedOn w:val="Normal"/>
     <w:next w:val="Bibliography"/>
@@ -6050,7 +6110,7 @@
     <w:pPr/>
     <w:rPr/>
   </w:style>
-  <w:style w:styleId="Heading1" w:type="paragraph">
+  <w:style w:type="paragraph" w:styleId="Heading1">
     <w:name w:val="Heading 1"/>
     <w:basedOn w:val="Normal"/>
     <w:next w:val="BodyText"/>
@@ -6059,19 +6119,19 @@
     <w:pPr>
       <w:keepNext/>
       <w:keepLines/>
-      <w:spacing w:after="0" w:before="480"/>
+      <w:spacing w:before="480" w:after="0"/>
       <w:outlineLvl w:val="0"/>
     </w:pPr>
     <w:rPr>
-      <w:rFonts w:asciiTheme="majorHAnsi" w:cstheme="majorBidi" w:eastAsiaTheme="majorEastAsia" w:hAnsiTheme="majorHAnsi"/>
+      <w:rFonts w:asciiTheme="majorHAnsi" w:eastAsiaTheme="majorEastAsia" w:hAnsiTheme="majorHAnsi" w:cstheme="majorBidi"/>
       <w:b/>
       <w:bCs/>
-      <w:color w:themeColor="accent1" w:val="4F81BD"/>
+      <w:color w:val="4F81BD" w:themeColor="accent1"/>
       <w:sz w:val="32"/>
       <w:szCs w:val="32"/>
     </w:rPr>
   </w:style>
-  <w:style w:styleId="Heading2" w:type="paragraph">
+  <w:style w:type="paragraph" w:styleId="Heading2">
     <w:name w:val="Heading 2"/>
     <w:basedOn w:val="Normal"/>
     <w:next w:val="BodyText"/>
@@ -6081,19 +6141,19 @@
     <w:pPr>
       <w:keepNext/>
       <w:keepLines/>
-      <w:spacing w:after="0" w:before="200"/>
+      <w:spacing w:before="200" w:after="0"/>
       <w:outlineLvl w:val="1"/>
     </w:pPr>
     <w:rPr>
-      <w:rFonts w:asciiTheme="majorHAnsi" w:cstheme="majorBidi" w:eastAsiaTheme="majorEastAsia" w:hAnsiTheme="majorHAnsi"/>
+      <w:rFonts w:asciiTheme="majorHAnsi" w:eastAsiaTheme="majorEastAsia" w:hAnsiTheme="majorHAnsi" w:cstheme="majorBidi"/>
       <w:b/>
       <w:bCs/>
-      <w:color w:themeColor="accent1" w:val="4F81BD"/>
+      <w:color w:val="4F81BD" w:themeColor="accent1"/>
       <w:sz w:val="28"/>
       <w:szCs w:val="28"/>
     </w:rPr>
   </w:style>
-  <w:style w:styleId="Heading3" w:type="paragraph">
+  <w:style w:type="paragraph" w:styleId="Heading3">
     <w:name w:val="Heading 3"/>
     <w:basedOn w:val="Normal"/>
     <w:next w:val="BodyText"/>
@@ -6103,19 +6163,19 @@
     <w:pPr>
       <w:keepNext/>
       <w:keepLines/>
-      <w:spacing w:after="0" w:before="200"/>
+      <w:spacing w:before="200" w:after="0"/>
       <w:outlineLvl w:val="2"/>
     </w:pPr>
     <w:rPr>
-      <w:rFonts w:asciiTheme="majorHAnsi" w:cstheme="majorBidi" w:eastAsiaTheme="majorEastAsia" w:hAnsiTheme="majorHAnsi"/>
+      <w:rFonts w:asciiTheme="majorHAnsi" w:eastAsiaTheme="majorEastAsia" w:hAnsiTheme="majorHAnsi" w:cstheme="majorBidi"/>
       <w:b/>
       <w:bCs/>
-      <w:color w:themeColor="accent1" w:val="4F81BD"/>
+      <w:color w:val="4F81BD" w:themeColor="accent1"/>
       <w:sz w:val="24"/>
       <w:szCs w:val="24"/>
     </w:rPr>
   </w:style>
-  <w:style w:styleId="Heading4" w:type="paragraph">
+  <w:style w:type="paragraph" w:styleId="Heading4">
     <w:name w:val="Heading 4"/>
     <w:basedOn w:val="Normal"/>
     <w:next w:val="BodyText"/>
@@ -6125,19 +6185,19 @@
     <w:pPr>
       <w:keepNext/>
       <w:keepLines/>
-      <w:spacing w:after="0" w:before="200"/>
+      <w:spacing w:before="200" w:after="0"/>
       <w:outlineLvl w:val="3"/>
     </w:pPr>
     <w:rPr>
-      <w:rFonts w:asciiTheme="majorHAnsi" w:cstheme="majorBidi" w:eastAsiaTheme="majorEastAsia" w:hAnsiTheme="majorHAnsi"/>
+      <w:rFonts w:asciiTheme="majorHAnsi" w:eastAsiaTheme="majorEastAsia" w:hAnsiTheme="majorHAnsi" w:cstheme="majorBidi"/>
       <w:i/>
       <w:bCs/>
-      <w:color w:themeColor="accent1" w:val="4F81BD"/>
+      <w:color w:val="4F81BD" w:themeColor="accent1"/>
       <w:sz w:val="24"/>
       <w:szCs w:val="24"/>
     </w:rPr>
   </w:style>
-  <w:style w:styleId="Heading5" w:type="paragraph">
+  <w:style w:type="paragraph" w:styleId="Heading5">
     <w:name w:val="Heading 5"/>
     <w:basedOn w:val="Normal"/>
     <w:next w:val="BodyText"/>
@@ -6147,18 +6207,18 @@
     <w:pPr>
       <w:keepNext/>
       <w:keepLines/>
-      <w:spacing w:after="0" w:before="200"/>
+      <w:spacing w:before="200" w:after="0"/>
       <w:outlineLvl w:val="4"/>
     </w:pPr>
     <w:rPr>
-      <w:rFonts w:asciiTheme="majorHAnsi" w:cstheme="majorBidi" w:eastAsiaTheme="majorEastAsia" w:hAnsiTheme="majorHAnsi"/>
+      <w:rFonts w:asciiTheme="majorHAnsi" w:eastAsiaTheme="majorEastAsia" w:hAnsiTheme="majorHAnsi" w:cstheme="majorBidi"/>
       <w:iCs/>
-      <w:color w:themeColor="accent1" w:val="4F81BD"/>
+      <w:color w:val="4F81BD" w:themeColor="accent1"/>
       <w:sz w:val="24"/>
       <w:szCs w:val="24"/>
     </w:rPr>
   </w:style>
-  <w:style w:styleId="Heading6" w:type="paragraph">
+  <w:style w:type="paragraph" w:styleId="Heading6">
     <w:name w:val="Heading 6"/>
     <w:basedOn w:val="Normal"/>
     <w:next w:val="BodyText"/>
@@ -6168,17 +6228,17 @@
     <w:pPr>
       <w:keepNext/>
       <w:keepLines/>
-      <w:spacing w:after="0" w:before="200"/>
+      <w:spacing w:before="200" w:after="0"/>
       <w:outlineLvl w:val="5"/>
     </w:pPr>
     <w:rPr>
-      <w:rFonts w:asciiTheme="majorHAnsi" w:cstheme="majorBidi" w:eastAsiaTheme="majorEastAsia" w:hAnsiTheme="majorHAnsi"/>
-      <w:color w:themeColor="accent1" w:val="4F81BD"/>
+      <w:rFonts w:asciiTheme="majorHAnsi" w:eastAsiaTheme="majorEastAsia" w:hAnsiTheme="majorHAnsi" w:cstheme="majorBidi"/>
+      <w:color w:val="4F81BD" w:themeColor="accent1"/>
       <w:sz w:val="24"/>
       <w:szCs w:val="24"/>
     </w:rPr>
   </w:style>
-  <w:style w:styleId="Heading7" w:type="paragraph">
+  <w:style w:type="paragraph" w:styleId="Heading7">
     <w:name w:val="Heading 7"/>
     <w:basedOn w:val="Normal"/>
     <w:next w:val="BodyText"/>
@@ -6188,17 +6248,17 @@
     <w:pPr>
       <w:keepNext/>
       <w:keepLines/>
-      <w:spacing w:after="0" w:before="200"/>
+      <w:spacing w:before="200" w:after="0"/>
       <w:outlineLvl w:val="6"/>
     </w:pPr>
     <w:rPr>
-      <w:rFonts w:asciiTheme="majorHAnsi" w:cstheme="majorBidi" w:eastAsiaTheme="majorEastAsia" w:hAnsiTheme="majorHAnsi"/>
-      <w:color w:themeColor="accent1" w:val="4F81BD"/>
+      <w:rFonts w:asciiTheme="majorHAnsi" w:eastAsiaTheme="majorEastAsia" w:hAnsiTheme="majorHAnsi" w:cstheme="majorBidi"/>
+      <w:color w:val="4F81BD" w:themeColor="accent1"/>
       <w:sz w:val="24"/>
       <w:szCs w:val="24"/>
     </w:rPr>
   </w:style>
-  <w:style w:styleId="Heading8" w:type="paragraph">
+  <w:style w:type="paragraph" w:styleId="Heading8">
     <w:name w:val="Heading 8"/>
     <w:basedOn w:val="Normal"/>
     <w:next w:val="BodyText"/>
@@ -6208,17 +6268,17 @@
     <w:pPr>
       <w:keepNext/>
       <w:keepLines/>
-      <w:spacing w:after="0" w:before="200"/>
+      <w:spacing w:before="200" w:after="0"/>
       <w:outlineLvl w:val="7"/>
     </w:pPr>
     <w:rPr>
-      <w:rFonts w:asciiTheme="majorHAnsi" w:cstheme="majorBidi" w:eastAsiaTheme="majorEastAsia" w:hAnsiTheme="majorHAnsi"/>
-      <w:color w:themeColor="accent1" w:val="4F81BD"/>
+      <w:rFonts w:asciiTheme="majorHAnsi" w:eastAsiaTheme="majorEastAsia" w:hAnsiTheme="majorHAnsi" w:cstheme="majorBidi"/>
+      <w:color w:val="4F81BD" w:themeColor="accent1"/>
       <w:sz w:val="24"/>
       <w:szCs w:val="24"/>
     </w:rPr>
   </w:style>
-  <w:style w:styleId="Heading9" w:type="paragraph">
+  <w:style w:type="paragraph" w:styleId="Heading9">
     <w:name w:val="Heading 9"/>
     <w:basedOn w:val="Normal"/>
     <w:next w:val="BodyText"/>
@@ -6228,17 +6288,17 @@
     <w:pPr>
       <w:keepNext/>
       <w:keepLines/>
-      <w:spacing w:after="0" w:before="200"/>
+      <w:spacing w:before="200" w:after="0"/>
       <w:outlineLvl w:val="8"/>
     </w:pPr>
     <w:rPr>
-      <w:rFonts w:asciiTheme="majorHAnsi" w:cstheme="majorBidi" w:eastAsiaTheme="majorEastAsia" w:hAnsiTheme="majorHAnsi"/>
-      <w:color w:themeColor="accent1" w:val="4F81BD"/>
+      <w:rFonts w:asciiTheme="majorHAnsi" w:eastAsiaTheme="majorEastAsia" w:hAnsiTheme="majorHAnsi" w:cstheme="majorBidi"/>
+      <w:color w:val="4F81BD" w:themeColor="accent1"/>
       <w:sz w:val="24"/>
       <w:szCs w:val="24"/>
     </w:rPr>
   </w:style>
-  <w:style w:styleId="BlockText" w:type="paragraph">
+  <w:style w:type="paragraph" w:styleId="BlockText">
     <w:name w:val="Block Text"/>
     <w:basedOn w:val="BodyText"/>
     <w:next w:val="BodyText"/>
@@ -6246,11 +6306,11 @@
     <w:unhideWhenUsed/>
     <w:qFormat/>
     <w:pPr>
-      <w:spacing w:after="100" w:before="100"/>
+      <w:spacing w:before="100" w:after="100"/>
       <w:ind w:firstLine="0" w:left="480" w:right="480"/>
     </w:pPr>
   </w:style>
-  <w:style w:styleId="FootnoteText" w:type="paragraph">
+  <w:style w:type="paragraph" w:styleId="FootnoteText">
     <w:name w:val="Footnote Text"/>
     <w:basedOn w:val="Normal"/>
     <w:next w:val="FootnoteText"/>
@@ -6258,43 +6318,28 @@
     <w:unhideWhenUsed/>
     <w:qFormat/>
   </w:style>
-  <w:style w:default="1" w:styleId="DefaultParagraphFont" w:type="character">
+  <w:style w:type="character" w:default="1" w:styleId="DefaultParagraphFont">
     <w:name w:val="Default Paragraph Font"/>
     <w:semiHidden/>
     <w:unhideWhenUsed/>
   </w:style>
-  <w:style w:default="1" w:styleId="Table" w:type="table">
+  <w:style w:type="table" w:default="1" w:styleId="Table">
     <w:name w:val="Table"/>
     <w:basedOn w:val="TableNormal"/>
     <w:semiHidden/>
     <w:unhideWhenUsed/>
     <w:qFormat/>
     <w:tblPr>
-      <w:tblInd w:type="dxa" w:w="0"/>
+      <w:tblInd w:w="0" w:type="dxa"/>
       <w:tblCellMar>
-        <w:top w:type="dxa" w:w="0"/>
-        <w:left w:type="dxa" w:w="108"/>
-        <w:bottom w:type="dxa" w:w="0"/>
-        <w:right w:type="dxa" w:w="108"/>
+        <w:top w:w="0" w:type="dxa"/>
+        <w:left w:w="108" w:type="dxa"/>
+        <w:bottom w:w="0" w:type="dxa"/>
+        <w:right w:w="108" w:type="dxa"/>
       </w:tblCellMar>
     </w:tblPr>
-    <w:tblStylePr w:type="firstRow">
-      <w:tblPr>
-        <w:jc w:val="left"/>
-        <w:tblInd w:type="dxa" w:w="0"/>
-      </w:tblPr>
-      <w:trPr>
-        <w:jc w:val="left"/>
-      </w:trPr>
-      <w:tcPr>
-        <w:vAlign w:val="bottom"/>
-        <w:tcBorders>
-          <w:bottom w:val="single"/>
-        </w:tcBorders>
-      </w:tcPr>
-    </w:tblStylePr>
   </w:style>
-  <w:style w:customStyle="1" w:styleId="DefinitionTerm" w:type="paragraph">
+  <w:style w:type="paragraph" w:customStyle="1" w:styleId="DefinitionTerm">
     <w:name w:val="Definition Term"/>
     <w:basedOn w:val="Normal"/>
     <w:next w:val="Definition"/>
@@ -6307,49 +6352,49 @@
       <w:b/>
     </w:rPr>
   </w:style>
-  <w:style w:customStyle="1" w:styleId="Definition" w:type="paragraph">
+  <w:style w:type="paragraph" w:customStyle="1" w:styleId="Definition">
     <w:name w:val="Definition"/>
     <w:basedOn w:val="Normal"/>
   </w:style>
-  <w:style w:styleId="Caption" w:type="paragraph">
+  <w:style w:type="paragraph" w:styleId="Caption">
     <w:name w:val="Caption"/>
     <w:basedOn w:val="Normal"/>
     <w:link w:val="BodyTextChar"/>
     <w:pPr>
-      <w:spacing w:after="120" w:before="0"/>
+      <w:spacing w:before="0" w:after="120"/>
     </w:pPr>
     <w:rPr>
       <w:i/>
     </w:rPr>
   </w:style>
-  <w:style w:customStyle="1" w:styleId="TableCaption" w:type="paragraph">
+  <w:style w:type="paragraph" w:customStyle="1" w:styleId="TableCaption">
     <w:name w:val="Table Caption"/>
     <w:basedOn w:val="Caption"/>
     <w:pPr>
       <w:keepNext/>
     </w:pPr>
   </w:style>
-  <w:style w:customStyle="1" w:styleId="ImageCaption" w:type="paragraph">
+  <w:style w:type="paragraph" w:customStyle="1" w:styleId="ImageCaption">
     <w:name w:val="Image Caption"/>
     <w:basedOn w:val="Caption"/>
   </w:style>
-  <w:style w:customStyle="1" w:styleId="Figure" w:type="paragraph">
+  <w:style w:type="paragraph" w:customStyle="1" w:styleId="Figure">
     <w:name w:val="Figure"/>
     <w:basedOn w:val="Normal"/>
   </w:style>
-  <w:style w:customStyle="1" w:styleId="CaptionedFigure" w:type="paragraph">
+  <w:style w:type="paragraph" w:customStyle="1" w:styleId="CaptionedFigure">
     <w:name w:val="Captioned Figure"/>
     <w:basedOn w:val="Figure"/>
     <w:pPr>
       <w:keepNext/>
     </w:pPr>
   </w:style>
-  <w:style w:customStyle="1" w:styleId="BodyTextChar" w:type="character">
+  <w:style w:type="character" w:customStyle="1" w:styleId="BodyTextChar">
     <w:name w:val="Body Text Char"/>
     <w:basedOn w:val="DefaultParagraphFont"/>
     <w:link w:val="BodyText"/>
   </w:style>
-  <w:style w:customStyle="1" w:styleId="VerbatimChar" w:type="character">
+  <w:style w:type="character" w:customStyle="1" w:styleId="VerbatimChar">
     <w:name w:val="Verbatim Char"/>
     <w:basedOn w:val="BodyTextChar"/>
     <w:rPr>
@@ -6357,25 +6402,21 @@
       <w:sz w:val="22"/>
     </w:rPr>
   </w:style>
-  <w:style w:customStyle="1" w:styleId="SectionNumber" w:type="character">
-    <w:name w:val="Section Number"/>
-    <w:basedOn w:val="BodyTextChar"/>
-  </w:style>
-  <w:style w:styleId="FootnoteReference" w:type="character">
+  <w:style w:type="character" w:styleId="FootnoteReference">
     <w:name w:val="Footnote Reference"/>
     <w:basedOn w:val="BodyTextChar"/>
     <w:rPr>
       <w:vertAlign w:val="superscript"/>
     </w:rPr>
   </w:style>
-  <w:style w:styleId="Hyperlink" w:type="character">
+  <w:style w:type="character" w:styleId="Hyperlink">
     <w:name w:val="Hyperlink"/>
     <w:basedOn w:val="BodyTextChar"/>
     <w:rPr>
-      <w:color w:themeColor="accent1" w:val="4F81BD"/>
+      <w:color w:val="4F81BD" w:themeColor="accent1"/>
     </w:rPr>
   </w:style>
-  <w:style w:styleId="TOCHeading" w:type="paragraph">
+  <w:style w:type="paragraph" w:styleId="TOCHeading">
     <w:name w:val="TOC Heading"/>
     <w:basedOn w:val="Heading1"/>
     <w:next w:val="BodyText"/>
@@ -6387,10 +6428,10 @@
       <w:outlineLvl w:val="9"/>
     </w:pPr>
     <w:rPr>
-      <w:rFonts w:asciiTheme="majorHAnsi" w:cstheme="majorBidi" w:eastAsiaTheme="majorEastAsia" w:hAnsiTheme="majorHAnsi"/>
+      <w:rFonts w:asciiTheme="majorHAnsi" w:eastAsiaTheme="majorEastAsia" w:hAnsiTheme="majorHAnsi" w:cstheme="majorBidi"/>
       <w:b w:val="0"/>
       <w:bCs w:val="0"/>
-      <w:color w:themeColor="accent1" w:themeShade="BF" w:val="365F91"/>
+      <w:color w:val="365F91" w:themeColor="accent1" w:themeShade="BF"/>
     </w:rPr>
   </w:style>
   <w:style w:type="paragraph" w:customStyle="1" w:styleId="SourceCode">
@@ -6482,10 +6523,7 @@
   <w:style w:type="character" w:customStyle="1" w:styleId="ImportTok">
     <w:name w:val="ImportTok"/>
     <w:basedOn w:val="VerbatimChar"/>
-    <w:rPr>
-      <w:color w:val="008000"/>
-      <w:b/>
-    </w:rPr>
+    <w:rPr/>
   </w:style>
   <w:style w:type="character" w:customStyle="1" w:styleId="CommentTok">
     <w:name w:val="CommentTok"/>
@@ -6560,9 +6598,7 @@
   <w:style w:type="character" w:customStyle="1" w:styleId="BuiltInTok">
     <w:name w:val="BuiltInTok"/>
     <w:basedOn w:val="VerbatimChar"/>
-    <w:rPr>
-      <w:color w:val="008000"/>
-    </w:rPr>
+    <w:rPr/>
   </w:style>
   <w:style w:type="character" w:customStyle="1" w:styleId="ExtensionTok">
     <w:name w:val="ExtensionTok"/>

--- a/02_Project_Portfolio/Research_Opportunities_Catalog.docx
+++ b/02_Project_Portfolio/Research_Opportunities_Catalog.docx
@@ -54,7 +54,7 @@
         <w:pStyle w:val="BodyText"/>
       </w:pPr>
       <w:r>
-        <w:t xml:space="preserve">Engineering &amp; Research Mentoring Program (Lucero) · Phiên bản 1.6.0 · 2026-08-23</w:t>
+        <w:t xml:space="preserve">Engineering &amp; Research Mentoring Program (Lucero) · Phiên bản 1.7.0 · 2026-08-23</w:t>
       </w:r>
     </w:p>
     <w:p>

--- a/02_Project_Portfolio/Research_Opportunities_Catalog.docx
+++ b/02_Project_Portfolio/Research_Opportunities_Catalog.docx
@@ -54,7 +54,7 @@
         <w:pStyle w:val="BodyText"/>
       </w:pPr>
       <w:r>
-        <w:t xml:space="preserve">Engineering &amp; Research Mentoring Program (Lucero) · Phiên bản 1.7.0 · 2026-08-23</w:t>
+        <w:t xml:space="preserve">Engineering &amp; Research Mentoring Program (Lucero) · Phiên bản 1.8.0 · 2026-09-02</w:t>
       </w:r>
     </w:p>
     <w:p>

--- a/02_Project_Portfolio/Research_Opportunities_Catalog.docx
+++ b/02_Project_Portfolio/Research_Opportunities_Catalog.docx
@@ -54,7 +54,7 @@
         <w:pStyle w:val="BodyText"/>
       </w:pPr>
       <w:r>
-        <w:t xml:space="preserve">Engineering &amp; Research Mentoring Program (Lucero) · Phiên bản 1.8.0 · 2026-09-02</w:t>
+        <w:t xml:space="preserve">Engineering &amp; Research Mentoring Program (Lucero) · Phiên bản 1.9.0 · 2026-09-02</w:t>
       </w:r>
     </w:p>
     <w:p>

--- a/02_Project_Portfolio/Research_Opportunities_Catalog.docx
+++ b/02_Project_Portfolio/Research_Opportunities_Catalog.docx
@@ -54,7 +54,7 @@
         <w:pStyle w:val="BodyText"/>
       </w:pPr>
       <w:r>
-        <w:t xml:space="preserve">Engineering &amp; Research Mentoring Program (Lucero) · Phiên bản 1.9.0 · 2026-09-02</w:t>
+        <w:t xml:space="preserve">Engineering &amp; Research Mentoring Program (Lucero) · Phiên bản 1.10.0 · 2026-09-04</w:t>
       </w:r>
     </w:p>
     <w:p>
